--- a/backend/utils/doc_templates/contract_work.docx
+++ b/backend/utils/doc_templates/contract_work.docx
@@ -1,6 +1,6 @@
 
 <file path=word/document.xml><?xml version="1.0" encoding="utf-8"?>
-<w:document xmlns:wpc="http://schemas.microsoft.com/office/word/2010/wordprocessingCanvas" xmlns:mc="http://schemas.openxmlformats.org/markup-compatibility/2006" xmlns:o="urn:schemas-microsoft-com:office:office" xmlns:r="http://schemas.openxmlformats.org/officeDocument/2006/relationships" xmlns:m="http://schemas.openxmlformats.org/officeDocument/2006/math" xmlns:v="urn:schemas-microsoft-com:vml" xmlns:wp14="http://schemas.microsoft.com/office/word/2010/wordprocessingDrawing" xmlns:wp="http://schemas.openxmlformats.org/drawingml/2006/wordprocessingDrawing" xmlns:w10="urn:schemas-microsoft-com:office:word" xmlns:w="http://schemas.openxmlformats.org/wordprocessingml/2006/main" xmlns:w14="http://schemas.microsoft.com/office/word/2010/wordml" xmlns:wpg="http://schemas.microsoft.com/office/word/2010/wordprocessingGroup" xmlns:wpi="http://schemas.microsoft.com/office/word/2010/wordprocessingInk" xmlns:wne="http://schemas.microsoft.com/office/word/2006/wordml" xmlns:wps="http://schemas.microsoft.com/office/word/2010/wordprocessingShape" mc:Ignorable="w14 wp14">
+<w:document xmlns:wpc="http://schemas.microsoft.com/office/word/2010/wordprocessingCanvas" xmlns:cx="http://schemas.microsoft.com/office/drawing/2014/chartex" xmlns:mc="http://schemas.openxmlformats.org/markup-compatibility/2006" xmlns:o="urn:schemas-microsoft-com:office:office" xmlns:r="http://schemas.openxmlformats.org/officeDocument/2006/relationships" xmlns:m="http://schemas.openxmlformats.org/officeDocument/2006/math" xmlns:v="urn:schemas-microsoft-com:vml" xmlns:wp14="http://schemas.microsoft.com/office/word/2010/wordprocessingDrawing" xmlns:wp="http://schemas.openxmlformats.org/drawingml/2006/wordprocessingDrawing" xmlns:w10="urn:schemas-microsoft-com:office:word" xmlns:w="http://schemas.openxmlformats.org/wordprocessingml/2006/main" xmlns:w14="http://schemas.microsoft.com/office/word/2010/wordml" xmlns:w15="http://schemas.microsoft.com/office/word/2012/wordml" xmlns:w16se="http://schemas.microsoft.com/office/word/2015/wordml/symex" xmlns:wpg="http://schemas.microsoft.com/office/word/2010/wordprocessingGroup" xmlns:wpi="http://schemas.microsoft.com/office/word/2010/wordprocessingInk" xmlns:wne="http://schemas.microsoft.com/office/word/2006/wordml" xmlns:wps="http://schemas.microsoft.com/office/word/2010/wordprocessingShape" mc:Ignorable="w14 w15 w16se wp14">
   <w:body>
     <w:p>
       <w:pPr>
@@ -66,6 +66,7 @@
           <w:szCs w:val="18"/>
         </w:rPr>
       </w:pPr>
+      <w:proofErr w:type="gramStart"/>
       <w:r>
         <w:rPr>
           <w:b/>
@@ -85,7 +86,7 @@
         </w:rPr>
         <w:t>date</w:t>
       </w:r>
-      <w:proofErr w:type="gramStart"/>
+      <w:proofErr w:type="gramEnd"/>
       <w:r>
         <w:rPr>
           <w:b/>
@@ -93,27 +94,52 @@
           <w:sz w:val="18"/>
           <w:szCs w:val="18"/>
         </w:rPr>
-        <w:t xml:space="preserve"> }</w:t>
+        <w:t xml:space="preserve"> }}</w:t>
+      </w:r>
+    </w:p>
+    <w:p>
+      <w:pPr>
+        <w:rPr>
+          <w:rFonts w:ascii="Arial" w:hAnsi="Arial"/>
+          <w:sz w:val="18"/>
+          <w:szCs w:val="18"/>
+        </w:rPr>
+      </w:pPr>
+      <w:proofErr w:type="gramStart"/>
+      <w:r>
+        <w:rPr>
+          <w:rFonts w:ascii="Arial" w:hAnsi="Arial"/>
+          <w:sz w:val="18"/>
+          <w:szCs w:val="18"/>
+        </w:rPr>
+        <w:t xml:space="preserve">{{ </w:t>
+      </w:r>
+      <w:r>
+        <w:rPr>
+          <w:rFonts w:ascii="Arial" w:hAnsi="Arial"/>
+          <w:sz w:val="18"/>
+          <w:szCs w:val="18"/>
+          <w:lang w:val="en-US"/>
+        </w:rPr>
+        <w:t>company</w:t>
       </w:r>
       <w:proofErr w:type="gramEnd"/>
       <w:r>
         <w:rPr>
-          <w:b/>
-          <w:bCs/>
-          <w:sz w:val="18"/>
-          <w:szCs w:val="18"/>
-        </w:rPr>
-        <w:t>}</w:t>
-      </w:r>
-    </w:p>
-    <w:p>
-      <w:pPr>
-        <w:rPr>
-          <w:rFonts w:ascii="Arial" w:hAnsi="Arial"/>
-          <w:sz w:val="18"/>
-          <w:szCs w:val="18"/>
-        </w:rPr>
-      </w:pPr>
+          <w:rFonts w:ascii="Arial" w:hAnsi="Arial"/>
+          <w:sz w:val="18"/>
+          <w:szCs w:val="18"/>
+        </w:rPr>
+        <w:t xml:space="preserve"> }}</w:t>
+      </w:r>
+      <w:r>
+        <w:rPr>
+          <w:rFonts w:ascii="Arial" w:hAnsi="Arial"/>
+          <w:sz w:val="18"/>
+          <w:szCs w:val="18"/>
+        </w:rPr>
+        <w:t xml:space="preserve">, в лице </w:t>
+      </w:r>
       <w:r>
         <w:rPr>
           <w:rFonts w:ascii="Arial" w:hAnsi="Arial"/>
@@ -122,6 +148,7 @@
         </w:rPr>
         <w:t xml:space="preserve">{{ </w:t>
       </w:r>
+      <w:proofErr w:type="spellStart"/>
       <w:r>
         <w:rPr>
           <w:rFonts w:ascii="Arial" w:hAnsi="Arial"/>
@@ -129,8 +156,9 @@
           <w:szCs w:val="18"/>
           <w:lang w:val="en-US"/>
         </w:rPr>
-        <w:t>company</w:t>
-      </w:r>
+        <w:t>ruk</w:t>
+      </w:r>
+      <w:proofErr w:type="spellEnd"/>
       <w:r>
         <w:rPr>
           <w:rFonts w:ascii="Arial" w:hAnsi="Arial"/>
@@ -145,17 +173,16 @@
           <w:sz w:val="18"/>
           <w:szCs w:val="18"/>
         </w:rPr>
-        <w:t xml:space="preserve">, в лице </w:t>
-      </w:r>
-      <w:r>
-        <w:rPr>
-          <w:rFonts w:ascii="Arial" w:hAnsi="Arial"/>
-          <w:sz w:val="18"/>
-          <w:szCs w:val="18"/>
-        </w:rPr>
-        <w:t xml:space="preserve">{{ </w:t>
-      </w:r>
-      <w:proofErr w:type="spellStart"/>
+        <w:t>, действующего на основании свидетельства о регистрации, именуемый в дальнейшем «Продавец», с одной стороны, и</w:t>
+      </w:r>
+      <w:r>
+        <w:rPr>
+          <w:rFonts w:ascii="Arial" w:hAnsi="Arial"/>
+          <w:sz w:val="18"/>
+          <w:szCs w:val="18"/>
+        </w:rPr>
+        <w:t xml:space="preserve"> {{ </w:t>
+      </w:r>
       <w:r>
         <w:rPr>
           <w:rFonts w:ascii="Arial" w:hAnsi="Arial"/>
@@ -163,40 +190,6 @@
           <w:szCs w:val="18"/>
           <w:lang w:val="en-US"/>
         </w:rPr>
-        <w:t>ruk</w:t>
-      </w:r>
-      <w:proofErr w:type="spellEnd"/>
-      <w:r>
-        <w:rPr>
-          <w:rFonts w:ascii="Arial" w:hAnsi="Arial"/>
-          <w:sz w:val="18"/>
-          <w:szCs w:val="18"/>
-        </w:rPr>
-        <w:t xml:space="preserve"> }}</w:t>
-      </w:r>
-      <w:r>
-        <w:rPr>
-          <w:rFonts w:ascii="Arial" w:hAnsi="Arial"/>
-          <w:sz w:val="18"/>
-          <w:szCs w:val="18"/>
-        </w:rPr>
-        <w:t>, действующего на основании свидетельства о регистрации, именуемый в дальнейшем «Продавец», с одной стороны, и</w:t>
-      </w:r>
-      <w:r>
-        <w:rPr>
-          <w:rFonts w:ascii="Arial" w:hAnsi="Arial"/>
-          <w:sz w:val="18"/>
-          <w:szCs w:val="18"/>
-        </w:rPr>
-        <w:t xml:space="preserve"> {{ </w:t>
-      </w:r>
-      <w:r>
-        <w:rPr>
-          <w:rFonts w:ascii="Arial" w:hAnsi="Arial"/>
-          <w:sz w:val="18"/>
-          <w:szCs w:val="18"/>
-          <w:lang w:val="en-US"/>
-        </w:rPr>
         <w:t>customer</w:t>
       </w:r>
       <w:r>
@@ -215,34 +208,14 @@
         </w:rPr>
         <w:t xml:space="preserve">именуемое в дальнейшем «Покупатель», с другой </w:t>
       </w:r>
-      <w:proofErr w:type="spellStart"/>
-      <w:r>
-        <w:rPr>
-          <w:rFonts w:ascii="Arial" w:hAnsi="Arial"/>
-          <w:sz w:val="18"/>
-          <w:szCs w:val="18"/>
-        </w:rPr>
-        <w:t>стороны</w:t>
-      </w:r>
-      <w:proofErr w:type="gramStart"/>
-      <w:r>
-        <w:rPr>
-          <w:rFonts w:ascii="Arial" w:hAnsi="Arial"/>
-          <w:sz w:val="18"/>
-          <w:szCs w:val="18"/>
-        </w:rPr>
-        <w:t>,с</w:t>
-      </w:r>
-      <w:proofErr w:type="gramEnd"/>
-      <w:r>
-        <w:rPr>
-          <w:rFonts w:ascii="Arial" w:hAnsi="Arial"/>
-          <w:sz w:val="18"/>
-          <w:szCs w:val="18"/>
-        </w:rPr>
-        <w:t>овместно</w:t>
-      </w:r>
-      <w:proofErr w:type="spellEnd"/>
+      <w:r>
+        <w:rPr>
+          <w:rFonts w:ascii="Arial" w:hAnsi="Arial"/>
+          <w:sz w:val="18"/>
+          <w:szCs w:val="18"/>
+        </w:rPr>
+        <w:t>стороны, совместно</w:t>
+      </w:r>
       <w:r>
         <w:rPr>
           <w:rFonts w:ascii="Arial" w:hAnsi="Arial"/>
@@ -318,22 +291,22 @@
       <w:tblGrid>
         <w:gridCol w:w="816"/>
         <w:gridCol w:w="4536"/>
-        <w:gridCol w:w="1418"/>
-        <w:gridCol w:w="710"/>
-        <w:gridCol w:w="1134"/>
-        <w:gridCol w:w="1240"/>
+        <w:gridCol w:w="852"/>
+        <w:gridCol w:w="708"/>
+        <w:gridCol w:w="1276"/>
+        <w:gridCol w:w="1666"/>
       </w:tblGrid>
       <w:tr>
         <w:tc>
           <w:tcPr>
-            <w:tcW w:w="815" w:type="dxa"/>
+            <w:tcW w:w="816" w:type="dxa"/>
             <w:tcBorders>
               <w:top w:val="single" w:sz="4" w:space="0" w:color="auto"/>
               <w:left w:val="single" w:sz="4" w:space="0" w:color="auto"/>
               <w:bottom w:val="single" w:sz="4" w:space="0" w:color="auto"/>
               <w:right w:val="single" w:sz="4" w:space="0" w:color="auto"/>
             </w:tcBorders>
-            <w:vAlign w:val="bottom"/>
+            <w:vAlign w:val="center"/>
           </w:tcPr>
           <w:p>
             <w:pPr>
@@ -392,7 +365,7 @@
         </w:tc>
         <w:tc>
           <w:tcPr>
-            <w:tcW w:w="1418" w:type="dxa"/>
+            <w:tcW w:w="852" w:type="dxa"/>
             <w:tcBorders>
               <w:top w:val="single" w:sz="4" w:space="0" w:color="auto"/>
               <w:left w:val="single" w:sz="4" w:space="0" w:color="auto"/>
@@ -425,7 +398,7 @@
         </w:tc>
         <w:tc>
           <w:tcPr>
-            <w:tcW w:w="710" w:type="dxa"/>
+            <w:tcW w:w="708" w:type="dxa"/>
             <w:tcBorders>
               <w:top w:val="single" w:sz="4" w:space="0" w:color="auto"/>
               <w:left w:val="single" w:sz="4" w:space="0" w:color="auto"/>
@@ -458,7 +431,7 @@
         </w:tc>
         <w:tc>
           <w:tcPr>
-            <w:tcW w:w="1134" w:type="dxa"/>
+            <w:tcW w:w="1276" w:type="dxa"/>
             <w:tcBorders>
               <w:top w:val="single" w:sz="4" w:space="0" w:color="auto"/>
               <w:left w:val="single" w:sz="4" w:space="0" w:color="auto"/>
@@ -491,7 +464,7 @@
         </w:tc>
         <w:tc>
           <w:tcPr>
-            <w:tcW w:w="1240" w:type="dxa"/>
+            <w:tcW w:w="1666" w:type="dxa"/>
             <w:tcBorders>
               <w:top w:val="single" w:sz="4" w:space="0" w:color="auto"/>
               <w:left w:val="single" w:sz="4" w:space="0" w:color="auto"/>
@@ -527,7 +500,7 @@
       <w:tr>
         <w:tc>
           <w:tcPr>
-            <w:tcW w:w="9853" w:type="dxa"/>
+            <w:tcW w:w="9854" w:type="dxa"/>
             <w:gridSpan w:val="6"/>
             <w:tcBorders>
               <w:top w:val="single" w:sz="4" w:space="0" w:color="auto"/>
@@ -535,7 +508,7 @@
               <w:bottom w:val="single" w:sz="4" w:space="0" w:color="auto"/>
               <w:right w:val="single" w:sz="4" w:space="0" w:color="auto"/>
             </w:tcBorders>
-            <w:vAlign w:val="bottom"/>
+            <w:vAlign w:val="center"/>
           </w:tcPr>
           <w:p>
             <w:pPr>
@@ -576,8 +549,6 @@
               </w:rPr>
               <w:t xml:space="preserve"> for item in data_items</w:t>
             </w:r>
-            <w:bookmarkStart w:id="0" w:name="_GoBack"/>
-            <w:bookmarkEnd w:id="0"/>
             <w:r>
               <w:rPr>
                 <w:rFonts w:ascii="Arial" w:hAnsi="Arial"/>
@@ -593,18 +564,19 @@
       <w:tr>
         <w:tc>
           <w:tcPr>
-            <w:tcW w:w="815" w:type="dxa"/>
+            <w:tcW w:w="816" w:type="dxa"/>
             <w:tcBorders>
               <w:top w:val="single" w:sz="4" w:space="0" w:color="auto"/>
               <w:left w:val="single" w:sz="4" w:space="0" w:color="auto"/>
               <w:bottom w:val="single" w:sz="4" w:space="0" w:color="auto"/>
               <w:right w:val="single" w:sz="4" w:space="0" w:color="auto"/>
             </w:tcBorders>
-            <w:vAlign w:val="bottom"/>
+            <w:vAlign w:val="center"/>
           </w:tcPr>
           <w:p>
             <w:pPr>
               <w:widowControl w:val="0"/>
+              <w:jc w:val="center"/>
               <w:rPr>
                 <w:rFonts w:ascii="Arial" w:hAnsi="Arial"/>
                 <w:sz w:val="16"/>
@@ -652,6 +624,7 @@
               <w:bottom w:val="single" w:sz="4" w:space="0" w:color="auto"/>
               <w:right w:val="single" w:sz="4" w:space="0" w:color="auto"/>
             </w:tcBorders>
+            <w:vAlign w:val="center"/>
           </w:tcPr>
           <w:p>
             <w:pPr>
@@ -676,17 +649,19 @@
         </w:tc>
         <w:tc>
           <w:tcPr>
-            <w:tcW w:w="1418" w:type="dxa"/>
+            <w:tcW w:w="852" w:type="dxa"/>
             <w:tcBorders>
               <w:top w:val="single" w:sz="4" w:space="0" w:color="auto"/>
               <w:left w:val="single" w:sz="4" w:space="0" w:color="auto"/>
               <w:bottom w:val="single" w:sz="4" w:space="0" w:color="auto"/>
               <w:right w:val="single" w:sz="4" w:space="0" w:color="auto"/>
             </w:tcBorders>
+            <w:vAlign w:val="center"/>
           </w:tcPr>
           <w:p>
             <w:pPr>
               <w:widowControl w:val="0"/>
+              <w:jc w:val="center"/>
               <w:rPr>
                 <w:rFonts w:hint="eastAsia"/>
                 <w:sz w:val="16"/>
@@ -706,13 +681,14 @@
         </w:tc>
         <w:tc>
           <w:tcPr>
-            <w:tcW w:w="710" w:type="dxa"/>
+            <w:tcW w:w="708" w:type="dxa"/>
             <w:tcBorders>
               <w:top w:val="single" w:sz="4" w:space="0" w:color="auto"/>
               <w:left w:val="single" w:sz="4" w:space="0" w:color="auto"/>
               <w:bottom w:val="single" w:sz="4" w:space="0" w:color="auto"/>
               <w:right w:val="single" w:sz="4" w:space="0" w:color="auto"/>
             </w:tcBorders>
+            <w:vAlign w:val="center"/>
           </w:tcPr>
           <w:p>
             <w:pPr>
@@ -737,17 +713,19 @@
         </w:tc>
         <w:tc>
           <w:tcPr>
-            <w:tcW w:w="1134" w:type="dxa"/>
+            <w:tcW w:w="1276" w:type="dxa"/>
             <w:tcBorders>
               <w:top w:val="single" w:sz="4" w:space="0" w:color="auto"/>
               <w:left w:val="single" w:sz="4" w:space="0" w:color="auto"/>
               <w:bottom w:val="single" w:sz="4" w:space="0" w:color="auto"/>
               <w:right w:val="single" w:sz="4" w:space="0" w:color="auto"/>
             </w:tcBorders>
+            <w:vAlign w:val="center"/>
           </w:tcPr>
           <w:p>
             <w:pPr>
               <w:widowControl w:val="0"/>
+              <w:jc w:val="right"/>
               <w:rPr>
                 <w:rFonts w:hint="eastAsia"/>
                 <w:sz w:val="16"/>
@@ -789,39 +767,25 @@
                 <w:sz w:val="16"/>
                 <w:szCs w:val="16"/>
               </w:rPr>
-              <w:t>’]</w:t>
-            </w:r>
-            <w:proofErr w:type="gramStart"/>
-            <w:r>
-              <w:rPr>
-                <w:sz w:val="16"/>
-                <w:szCs w:val="16"/>
-              </w:rPr>
-              <w:t xml:space="preserve"> }</w:t>
-            </w:r>
-            <w:proofErr w:type="gramEnd"/>
-            <w:r>
-              <w:rPr>
-                <w:sz w:val="16"/>
-                <w:szCs w:val="16"/>
-              </w:rPr>
-              <w:t>} руб.</w:t>
+              <w:t>’] }} руб.</w:t>
             </w:r>
           </w:p>
         </w:tc>
         <w:tc>
           <w:tcPr>
-            <w:tcW w:w="1240" w:type="dxa"/>
+            <w:tcW w:w="1666" w:type="dxa"/>
             <w:tcBorders>
               <w:top w:val="single" w:sz="4" w:space="0" w:color="auto"/>
               <w:left w:val="single" w:sz="4" w:space="0" w:color="auto"/>
               <w:bottom w:val="single" w:sz="4" w:space="0" w:color="auto"/>
               <w:right w:val="single" w:sz="4" w:space="0" w:color="auto"/>
             </w:tcBorders>
+            <w:vAlign w:val="center"/>
           </w:tcPr>
           <w:p>
             <w:pPr>
               <w:widowControl w:val="0"/>
+              <w:jc w:val="right"/>
               <w:rPr>
                 <w:rFonts w:ascii="Arial" w:hAnsi="Arial"/>
                 <w:sz w:val="16"/>
@@ -865,23 +829,7 @@
                 <w:sz w:val="16"/>
                 <w:szCs w:val="16"/>
               </w:rPr>
-              <w:t>’]</w:t>
-            </w:r>
-            <w:proofErr w:type="gramStart"/>
-            <w:r>
-              <w:rPr>
-                <w:sz w:val="16"/>
-                <w:szCs w:val="16"/>
-              </w:rPr>
-              <w:t xml:space="preserve"> }</w:t>
-            </w:r>
-            <w:proofErr w:type="gramEnd"/>
-            <w:r>
-              <w:rPr>
-                <w:sz w:val="16"/>
-                <w:szCs w:val="16"/>
-              </w:rPr>
-              <w:t>} руб.</w:t>
+              <w:t>’] }} руб.</w:t>
             </w:r>
           </w:p>
         </w:tc>
@@ -889,7 +837,7 @@
       <w:tr>
         <w:tc>
           <w:tcPr>
-            <w:tcW w:w="9853" w:type="dxa"/>
+            <w:tcW w:w="9854" w:type="dxa"/>
             <w:gridSpan w:val="6"/>
             <w:tcBorders>
               <w:top w:val="single" w:sz="4" w:space="0" w:color="auto"/>
@@ -897,7 +845,7 @@
               <w:bottom w:val="single" w:sz="4" w:space="0" w:color="auto"/>
               <w:right w:val="single" w:sz="4" w:space="0" w:color="auto"/>
             </w:tcBorders>
-            <w:vAlign w:val="bottom"/>
+            <w:vAlign w:val="center"/>
           </w:tcPr>
           <w:p>
             <w:pPr>
@@ -1034,7 +982,17 @@
           <w:sz w:val="18"/>
           <w:szCs w:val="18"/>
         </w:rPr>
-        <w:t xml:space="preserve"> согласуется с «Заказчиком» непосредственно на объекте.</w:t>
+        <w:t xml:space="preserve"> согласуется с «Заказчиком» непосредст</w:t>
+      </w:r>
+      <w:bookmarkStart w:id="0" w:name="_GoBack"/>
+      <w:bookmarkEnd w:id="0"/>
+      <w:r>
+        <w:rPr>
+          <w:rFonts w:ascii="Arial" w:hAnsi="Arial"/>
+          <w:sz w:val="18"/>
+          <w:szCs w:val="18"/>
+        </w:rPr>
+        <w:t>венно на объекте.</w:t>
       </w:r>
     </w:p>
     <w:p>
@@ -1116,14 +1074,6 @@
         </w:rPr>
         <w:t xml:space="preserve">3.1. Настоящим стороны согласуют, что общая стоимость «Работ» по настоящему договору составляет </w:t>
       </w:r>
-      <w:r>
-        <w:rPr>
-          <w:rFonts w:ascii="Arial" w:hAnsi="Arial"/>
-          <w:sz w:val="18"/>
-          <w:szCs w:val="18"/>
-        </w:rPr>
-        <w:t>{</w:t>
-      </w:r>
       <w:proofErr w:type="gramStart"/>
       <w:r>
         <w:rPr>
@@ -1131,18 +1081,70 @@
           <w:sz w:val="18"/>
           <w:szCs w:val="18"/>
         </w:rPr>
-        <w:t xml:space="preserve">{ </w:t>
+        <w:t xml:space="preserve">{{ </w:t>
       </w:r>
       <w:proofErr w:type="spellStart"/>
+      <w:r>
+        <w:rPr>
+          <w:rFonts w:ascii="Arial" w:hAnsi="Arial"/>
+          <w:sz w:val="18"/>
+          <w:szCs w:val="18"/>
+          <w:lang w:val="en-US"/>
+        </w:rPr>
+        <w:t>summ</w:t>
+      </w:r>
+      <w:proofErr w:type="spellEnd"/>
       <w:proofErr w:type="gramEnd"/>
       <w:r>
         <w:rPr>
           <w:rFonts w:ascii="Arial" w:hAnsi="Arial"/>
           <w:sz w:val="18"/>
           <w:szCs w:val="18"/>
+        </w:rPr>
+        <w:t>_</w:t>
+      </w:r>
+      <w:r>
+        <w:rPr>
+          <w:rFonts w:ascii="Arial" w:hAnsi="Arial"/>
+          <w:sz w:val="18"/>
+          <w:szCs w:val="18"/>
           <w:lang w:val="en-US"/>
         </w:rPr>
-        <w:t>summ</w:t>
+        <w:t>services</w:t>
+      </w:r>
+      <w:r>
+        <w:rPr>
+          <w:rFonts w:ascii="Arial" w:hAnsi="Arial"/>
+          <w:sz w:val="18"/>
+          <w:szCs w:val="18"/>
+        </w:rPr>
+        <w:t xml:space="preserve"> }}</w:t>
+      </w:r>
+      <w:r>
+        <w:rPr>
+          <w:rFonts w:ascii="Arial" w:hAnsi="Arial"/>
+          <w:sz w:val="18"/>
+          <w:szCs w:val="18"/>
+        </w:rPr>
+        <w:t xml:space="preserve"> (</w:t>
+      </w:r>
+      <w:r>
+        <w:rPr>
+          <w:rFonts w:ascii="Arial" w:hAnsi="Arial"/>
+          <w:sz w:val="18"/>
+          <w:szCs w:val="18"/>
+        </w:rPr>
+        <w:t xml:space="preserve">{{ </w:t>
+      </w:r>
+      <w:proofErr w:type="spellStart"/>
+      <w:r>
+        <w:rPr>
+          <w:rFonts w:ascii="Arial" w:hAnsi="Arial"/>
+          <w:sz w:val="18"/>
+          <w:szCs w:val="18"/>
+          <w:lang w:val="en-US"/>
+        </w:rPr>
+        <w:t>propis</w:t>
       </w:r>
       <w:proofErr w:type="spellEnd"/>
       <w:r>
@@ -1176,58 +1178,6 @@
           <w:sz w:val="18"/>
           <w:szCs w:val="18"/>
         </w:rPr>
-        <w:t xml:space="preserve"> (</w:t>
-      </w:r>
-      <w:r>
-        <w:rPr>
-          <w:rFonts w:ascii="Arial" w:hAnsi="Arial"/>
-          <w:sz w:val="18"/>
-          <w:szCs w:val="18"/>
-        </w:rPr>
-        <w:t xml:space="preserve">{{ </w:t>
-      </w:r>
-      <w:proofErr w:type="spellStart"/>
-      <w:r>
-        <w:rPr>
-          <w:rFonts w:ascii="Arial" w:hAnsi="Arial"/>
-          <w:sz w:val="18"/>
-          <w:szCs w:val="18"/>
-          <w:lang w:val="en-US"/>
-        </w:rPr>
-        <w:t>propis</w:t>
-      </w:r>
-      <w:proofErr w:type="spellEnd"/>
-      <w:r>
-        <w:rPr>
-          <w:rFonts w:ascii="Arial" w:hAnsi="Arial"/>
-          <w:sz w:val="18"/>
-          <w:szCs w:val="18"/>
-        </w:rPr>
-        <w:t>_</w:t>
-      </w:r>
-      <w:r>
-        <w:rPr>
-          <w:rFonts w:ascii="Arial" w:hAnsi="Arial"/>
-          <w:sz w:val="18"/>
-          <w:szCs w:val="18"/>
-          <w:lang w:val="en-US"/>
-        </w:rPr>
-        <w:t>services</w:t>
-      </w:r>
-      <w:r>
-        <w:rPr>
-          <w:rFonts w:ascii="Arial" w:hAnsi="Arial"/>
-          <w:sz w:val="18"/>
-          <w:szCs w:val="18"/>
-        </w:rPr>
-        <w:t xml:space="preserve"> }}</w:t>
-      </w:r>
-      <w:r>
-        <w:rPr>
-          <w:rFonts w:ascii="Arial" w:hAnsi="Arial"/>
-          <w:sz w:val="18"/>
-          <w:szCs w:val="18"/>
-        </w:rPr>
         <w:t>). НДС не облагается в соответствии с главой 26.2 (Упрощенная система налогообложения) п. 2. ст. 346.11 НК РФ.</w:t>
       </w:r>
     </w:p>
@@ -1262,25 +1212,7 @@
           <w:sz w:val="18"/>
           <w:szCs w:val="18"/>
         </w:rPr>
-        <w:t>3.3. Оплата работ в размере 100% (ста процентов) производится в течение</w:t>
-      </w:r>
-      <w:proofErr w:type="gramStart"/>
-      <w:r>
-        <w:rPr>
-          <w:rFonts w:ascii="Arial" w:hAnsi="Arial"/>
-          <w:sz w:val="18"/>
-          <w:szCs w:val="18"/>
-        </w:rPr>
-        <w:t xml:space="preserve"> ____ (_______________) </w:t>
-      </w:r>
-      <w:proofErr w:type="gramEnd"/>
-      <w:r>
-        <w:rPr>
-          <w:rFonts w:ascii="Arial" w:hAnsi="Arial"/>
-          <w:sz w:val="18"/>
-          <w:szCs w:val="18"/>
-        </w:rPr>
-        <w:t>банковских дней с момента окончания работ и подписания Сторонами акта сдачи-приемки работ или УПД</w:t>
+        <w:t>3.3. Оплата работ в размере 100% (ста процентов) производится в течение ____ (_______________) банковских дней с момента окончания работ и подписания Сторонами акта сдачи-приемки работ или УПД</w:t>
       </w:r>
     </w:p>
     <w:p>
@@ -1419,60 +1351,24 @@
           <w:sz w:val="18"/>
           <w:szCs w:val="18"/>
         </w:rPr>
-        <w:t>4.2.1. Приступить к выполнению работ не позднее</w:t>
-      </w:r>
-      <w:proofErr w:type="gramStart"/>
-      <w:r>
-        <w:rPr>
-          <w:rFonts w:ascii="Arial" w:hAnsi="Arial"/>
-          <w:sz w:val="18"/>
-          <w:szCs w:val="18"/>
-        </w:rPr>
-        <w:t xml:space="preserve"> ___ (________) </w:t>
-      </w:r>
-      <w:proofErr w:type="gramEnd"/>
-      <w:r>
-        <w:rPr>
-          <w:rFonts w:ascii="Arial" w:hAnsi="Arial"/>
-          <w:sz w:val="18"/>
-          <w:szCs w:val="18"/>
-        </w:rPr>
-        <w:t>дней с момента подписания настоящего договора.</w:t>
-      </w:r>
-    </w:p>
-    <w:p>
-      <w:pPr>
-        <w:rPr>
-          <w:rFonts w:ascii="Arial" w:hAnsi="Arial"/>
-          <w:sz w:val="18"/>
-          <w:szCs w:val="18"/>
-        </w:rPr>
-      </w:pPr>
-      <w:r>
-        <w:rPr>
-          <w:rFonts w:ascii="Arial" w:hAnsi="Arial"/>
-          <w:sz w:val="18"/>
-          <w:szCs w:val="18"/>
-        </w:rPr>
-        <w:t>4.2.2. Оказать работы надлежащего качества на объекте заказчика «Заказчика», в течение</w:t>
-      </w:r>
-      <w:proofErr w:type="gramStart"/>
-      <w:r>
-        <w:rPr>
-          <w:rFonts w:ascii="Arial" w:hAnsi="Arial"/>
-          <w:sz w:val="18"/>
-          <w:szCs w:val="18"/>
-        </w:rPr>
-        <w:t xml:space="preserve"> ____ (______) </w:t>
-      </w:r>
-      <w:proofErr w:type="gramEnd"/>
-      <w:r>
-        <w:rPr>
-          <w:rFonts w:ascii="Arial" w:hAnsi="Arial"/>
-          <w:sz w:val="18"/>
-          <w:szCs w:val="18"/>
-        </w:rPr>
-        <w:t>дней.</w:t>
+        <w:t>4.2.1. Приступить к выполнению работ не позднее ___ (________) дней с момента подписания настоящего договора.</w:t>
+      </w:r>
+    </w:p>
+    <w:p>
+      <w:pPr>
+        <w:rPr>
+          <w:rFonts w:ascii="Arial" w:hAnsi="Arial"/>
+          <w:sz w:val="18"/>
+          <w:szCs w:val="18"/>
+        </w:rPr>
+      </w:pPr>
+      <w:r>
+        <w:rPr>
+          <w:rFonts w:ascii="Arial" w:hAnsi="Arial"/>
+          <w:sz w:val="18"/>
+          <w:szCs w:val="18"/>
+        </w:rPr>
+        <w:t>4.2.2. Оказать работы надлежащего качества на объекте заказчика «Заказчика», в течение ____ (______) дней.</w:t>
       </w:r>
     </w:p>
     <w:p>
@@ -1560,25 +1456,7 @@
           <w:sz w:val="18"/>
           <w:szCs w:val="18"/>
         </w:rPr>
-        <w:t>5.1. За неисполнение либо ненадлежащее исполнение договорных обязатель</w:t>
-      </w:r>
-      <w:proofErr w:type="gramStart"/>
-      <w:r>
-        <w:rPr>
-          <w:rFonts w:ascii="Arial" w:hAnsi="Arial"/>
-          <w:sz w:val="18"/>
-          <w:szCs w:val="18"/>
-        </w:rPr>
-        <w:t>ств Ст</w:t>
-      </w:r>
-      <w:proofErr w:type="gramEnd"/>
-      <w:r>
-        <w:rPr>
-          <w:rFonts w:ascii="Arial" w:hAnsi="Arial"/>
-          <w:sz w:val="18"/>
-          <w:szCs w:val="18"/>
-        </w:rPr>
-        <w:t xml:space="preserve">ороны несут имущественную ответственность в порядке и на основаниях, предусмотренных действующим законодательством. </w:t>
+        <w:t xml:space="preserve">5.1. За неисполнение либо ненадлежащее исполнение договорных обязательств Стороны несут имущественную ответственность в порядке и на основаниях, предусмотренных действующим законодательством. </w:t>
       </w:r>
     </w:p>
     <w:p>
@@ -1692,25 +1570,7 @@
           <w:sz w:val="18"/>
           <w:szCs w:val="18"/>
         </w:rPr>
-        <w:t xml:space="preserve">6.5. В случае возникновения споров и разногласий для сторон является обязательным досудебный претензионный порядок рассмотрения споров. Срок рассмотрения претензии – 10 календарных дней </w:t>
-      </w:r>
-      <w:proofErr w:type="gramStart"/>
-      <w:r>
-        <w:rPr>
-          <w:rFonts w:ascii="Arial" w:hAnsi="Arial"/>
-          <w:sz w:val="18"/>
-          <w:szCs w:val="18"/>
-        </w:rPr>
-        <w:t>с даты получения</w:t>
-      </w:r>
-      <w:proofErr w:type="gramEnd"/>
-      <w:r>
-        <w:rPr>
-          <w:rFonts w:ascii="Arial" w:hAnsi="Arial"/>
-          <w:sz w:val="18"/>
-          <w:szCs w:val="18"/>
-        </w:rPr>
-        <w:t xml:space="preserve"> такой претензии.</w:t>
+        <w:t>6.5. В случае возникновения споров и разногласий для сторон является обязательным досудебный претензионный порядок рассмотрения споров. Срок рассмотрения претензии – 10 календарных дней с даты получения такой претензии.</w:t>
       </w:r>
     </w:p>
     <w:p>
@@ -1740,16 +1600,23 @@
           <w:sz w:val="18"/>
           <w:szCs w:val="18"/>
         </w:rPr>
-        <w:t xml:space="preserve">6.7. </w:t>
-      </w:r>
-      <w:proofErr w:type="gramStart"/>
-      <w:r>
-        <w:rPr>
-          <w:rFonts w:ascii="Arial" w:hAnsi="Arial"/>
-          <w:sz w:val="18"/>
-          <w:szCs w:val="18"/>
-        </w:rPr>
-        <w:t xml:space="preserve">В случае отказа Заказчика от приемки работ и подписания </w:t>
+        <w:t xml:space="preserve">6.7. В случае отказа Заказчика от приемки работ и подписания </w:t>
+      </w:r>
+      <w:r>
+        <w:rPr>
+          <w:rFonts w:ascii="Arial" w:hAnsi="Arial"/>
+          <w:sz w:val="18"/>
+          <w:szCs w:val="18"/>
+        </w:rPr>
+        <w:t>соответствующих</w:t>
+      </w:r>
+      <w:r>
+        <w:rPr>
+          <w:rFonts w:ascii="Arial" w:hAnsi="Arial"/>
+          <w:sz w:val="18"/>
+          <w:szCs w:val="18"/>
+        </w:rPr>
+        <w:t xml:space="preserve"> </w:t>
       </w:r>
       <w:proofErr w:type="spellStart"/>
       <w:r>
@@ -1758,7 +1625,23 @@
           <w:sz w:val="18"/>
           <w:szCs w:val="18"/>
         </w:rPr>
-        <w:t>соотответствующих</w:t>
+        <w:t>при</w:t>
+      </w:r>
+      <w:r>
+        <w:rPr>
+          <w:rFonts w:ascii="Arial" w:hAnsi="Arial"/>
+          <w:sz w:val="18"/>
+          <w:szCs w:val="18"/>
+        </w:rPr>
+        <w:t>ё</w:t>
+      </w:r>
+      <w:r>
+        <w:rPr>
+          <w:rFonts w:ascii="Arial" w:hAnsi="Arial"/>
+          <w:sz w:val="18"/>
+          <w:szCs w:val="18"/>
+        </w:rPr>
+        <w:t>мо</w:t>
       </w:r>
       <w:proofErr w:type="spellEnd"/>
       <w:r>
@@ -1767,24 +1650,6 @@
           <w:sz w:val="18"/>
           <w:szCs w:val="18"/>
         </w:rPr>
-        <w:t xml:space="preserve"> </w:t>
-      </w:r>
-      <w:proofErr w:type="spellStart"/>
-      <w:r>
-        <w:rPr>
-          <w:rFonts w:ascii="Arial" w:hAnsi="Arial"/>
-          <w:sz w:val="18"/>
-          <w:szCs w:val="18"/>
-        </w:rPr>
-        <w:t>приемо</w:t>
-      </w:r>
-      <w:proofErr w:type="spellEnd"/>
-      <w:r>
-        <w:rPr>
-          <w:rFonts w:ascii="Arial" w:hAnsi="Arial"/>
-          <w:sz w:val="18"/>
-          <w:szCs w:val="18"/>
-        </w:rPr>
         <w:t xml:space="preserve">-передаточных документов как на оборудование и материалы, так и на монтажные работы, без указания причин, а также в случае отсутствия оплаты за оборудование и материалы, равно как и за монтажные работы, в срок, указанный в договоре, Поставщик/Подрядчик имеет право без согласия Заказчика демонтировать установленное </w:t>
       </w:r>
       <w:r>
@@ -1794,16 +1659,7 @@
           <w:szCs w:val="18"/>
         </w:rPr>
         <w:lastRenderedPageBreak/>
-        <w:t>оборудование и материалы, и удерживать</w:t>
-      </w:r>
-      <w:proofErr w:type="gramEnd"/>
-      <w:r>
-        <w:rPr>
-          <w:rFonts w:ascii="Arial" w:hAnsi="Arial"/>
-          <w:sz w:val="18"/>
-          <w:szCs w:val="18"/>
-        </w:rPr>
-        <w:t xml:space="preserve"> их до тех пор, пока не будут устранены обстоятельства, послужившие причинами для демонтажа и удержания оборудования и материалов. </w:t>
+        <w:t xml:space="preserve">оборудование и материалы, и удерживать их до тех пор, пока не будут устранены обстоятельства, послужившие причинами для демонтажа и удержания оборудования и материалов. </w:t>
       </w:r>
     </w:p>
     <w:p>
@@ -1874,7 +1730,7 @@
           </w:tcPr>
           <w:p>
             <w:pPr>
-              <w:pStyle w:val="a8"/>
+              <w:pStyle w:val="a7"/>
               <w:jc w:val="center"/>
               <w:rPr>
                 <w:rFonts w:ascii="Arial" w:hAnsi="Arial"/>
@@ -1908,7 +1764,7 @@
           </w:tcPr>
           <w:p>
             <w:pPr>
-              <w:pStyle w:val="a8"/>
+              <w:pStyle w:val="a7"/>
               <w:jc w:val="center"/>
               <w:rPr>
                 <w:rFonts w:ascii="Arial" w:hAnsi="Arial"/>
@@ -1971,7 +1827,7 @@
           </w:tcPr>
           <w:p>
             <w:pPr>
-              <w:pStyle w:val="a8"/>
+              <w:pStyle w:val="a7"/>
               <w:rPr>
                 <w:rFonts w:ascii="Arial" w:hAnsi="Arial"/>
                 <w:sz w:val="18"/>
@@ -2002,7 +1858,7 @@
           </w:tcPr>
           <w:p>
             <w:pPr>
-              <w:pStyle w:val="a8"/>
+              <w:pStyle w:val="a7"/>
               <w:rPr>
                 <w:rFonts w:ascii="Arial" w:hAnsi="Arial"/>
                 <w:sz w:val="16"/>
@@ -2025,20 +1881,9 @@
                 <w:szCs w:val="16"/>
                 <w:lang w:val="en-US"/>
               </w:rPr>
-              <w:t>{</w:t>
-            </w:r>
-            <w:proofErr w:type="gramStart"/>
-            <w:r>
-              <w:rPr>
-                <w:rFonts w:ascii="Arial" w:hAnsi="Arial"/>
-                <w:sz w:val="16"/>
-                <w:szCs w:val="16"/>
-                <w:lang w:val="en-US"/>
-              </w:rPr>
-              <w:t xml:space="preserve">{ </w:t>
+              <w:t xml:space="preserve">{{ </w:t>
             </w:r>
             <w:proofErr w:type="spellStart"/>
-            <w:proofErr w:type="gramEnd"/>
             <w:r>
               <w:rPr>
                 <w:rFonts w:ascii="Arial" w:hAnsi="Arial"/>
@@ -2071,7 +1916,7 @@
           </w:tcPr>
           <w:p>
             <w:pPr>
-              <w:pStyle w:val="a8"/>
+              <w:pStyle w:val="a7"/>
               <w:rPr>
                 <w:rFonts w:ascii="Arial" w:hAnsi="Arial"/>
                 <w:sz w:val="18"/>
@@ -2122,7 +1967,7 @@
           </w:tcPr>
           <w:p>
             <w:pPr>
-              <w:pStyle w:val="a8"/>
+              <w:pStyle w:val="a7"/>
               <w:rPr>
                 <w:rFonts w:ascii="Arial" w:hAnsi="Arial"/>
                 <w:sz w:val="16"/>
@@ -2145,20 +1990,9 @@
                 <w:szCs w:val="16"/>
                 <w:lang w:val="en-US"/>
               </w:rPr>
-              <w:t>{</w:t>
-            </w:r>
-            <w:proofErr w:type="gramStart"/>
-            <w:r>
-              <w:rPr>
-                <w:rFonts w:ascii="Arial" w:hAnsi="Arial"/>
-                <w:sz w:val="16"/>
-                <w:szCs w:val="16"/>
-                <w:lang w:val="en-US"/>
-              </w:rPr>
-              <w:t xml:space="preserve">{ </w:t>
+              <w:t xml:space="preserve">{{ </w:t>
             </w:r>
             <w:proofErr w:type="spellStart"/>
-            <w:proofErr w:type="gramEnd"/>
             <w:r>
               <w:rPr>
                 <w:rFonts w:ascii="Arial" w:hAnsi="Arial"/>
@@ -2191,7 +2025,7 @@
           </w:tcPr>
           <w:p>
             <w:pPr>
-              <w:pStyle w:val="a8"/>
+              <w:pStyle w:val="a7"/>
               <w:rPr>
                 <w:rFonts w:ascii="Arial" w:hAnsi="Arial"/>
                 <w:sz w:val="18"/>
@@ -2242,7 +2076,7 @@
           </w:tcPr>
           <w:p>
             <w:pPr>
-              <w:pStyle w:val="a8"/>
+              <w:pStyle w:val="a7"/>
               <w:rPr>
                 <w:rFonts w:ascii="Arial" w:hAnsi="Arial"/>
                 <w:sz w:val="16"/>
@@ -2265,20 +2099,9 @@
                 <w:szCs w:val="16"/>
                 <w:lang w:val="en-US"/>
               </w:rPr>
-              <w:t>{</w:t>
-            </w:r>
-            <w:proofErr w:type="gramStart"/>
-            <w:r>
-              <w:rPr>
-                <w:rFonts w:ascii="Arial" w:hAnsi="Arial"/>
-                <w:sz w:val="16"/>
-                <w:szCs w:val="16"/>
-                <w:lang w:val="en-US"/>
-              </w:rPr>
-              <w:t xml:space="preserve">{ </w:t>
+              <w:t xml:space="preserve">{{ </w:t>
             </w:r>
             <w:proofErr w:type="spellStart"/>
-            <w:proofErr w:type="gramEnd"/>
             <w:r>
               <w:rPr>
                 <w:rFonts w:ascii="Arial" w:hAnsi="Arial"/>
@@ -2311,7 +2134,7 @@
           </w:tcPr>
           <w:p>
             <w:pPr>
-              <w:pStyle w:val="a8"/>
+              <w:pStyle w:val="a7"/>
               <w:rPr>
                 <w:rFonts w:ascii="Arial" w:hAnsi="Arial"/>
                 <w:sz w:val="18"/>
@@ -2362,7 +2185,7 @@
           </w:tcPr>
           <w:p>
             <w:pPr>
-              <w:pStyle w:val="a8"/>
+              <w:pStyle w:val="a7"/>
               <w:rPr>
                 <w:rFonts w:ascii="Arial" w:hAnsi="Arial"/>
                 <w:sz w:val="16"/>
@@ -2385,20 +2208,9 @@
                 <w:szCs w:val="16"/>
                 <w:lang w:val="en-US"/>
               </w:rPr>
-              <w:t>{</w:t>
-            </w:r>
-            <w:proofErr w:type="gramStart"/>
-            <w:r>
-              <w:rPr>
-                <w:rFonts w:ascii="Arial" w:hAnsi="Arial"/>
-                <w:sz w:val="16"/>
-                <w:szCs w:val="16"/>
-                <w:lang w:val="en-US"/>
-              </w:rPr>
-              <w:t xml:space="preserve">{ </w:t>
+              <w:t xml:space="preserve">{{ </w:t>
             </w:r>
             <w:proofErr w:type="spellStart"/>
-            <w:proofErr w:type="gramEnd"/>
             <w:r>
               <w:rPr>
                 <w:rFonts w:ascii="Arial" w:hAnsi="Arial"/>
@@ -2431,7 +2243,7 @@
           </w:tcPr>
           <w:p>
             <w:pPr>
-              <w:pStyle w:val="a8"/>
+              <w:pStyle w:val="a7"/>
               <w:rPr>
                 <w:rFonts w:ascii="Arial" w:hAnsi="Arial"/>
                 <w:sz w:val="18"/>
@@ -2482,7 +2294,7 @@
           </w:tcPr>
           <w:p>
             <w:pPr>
-              <w:pStyle w:val="a8"/>
+              <w:pStyle w:val="a7"/>
               <w:rPr>
                 <w:rFonts w:ascii="Arial" w:hAnsi="Arial"/>
                 <w:sz w:val="16"/>
@@ -2505,20 +2317,9 @@
                 <w:szCs w:val="16"/>
                 <w:lang w:val="en-US"/>
               </w:rPr>
-              <w:t>{</w:t>
-            </w:r>
-            <w:proofErr w:type="gramStart"/>
-            <w:r>
-              <w:rPr>
-                <w:rFonts w:ascii="Arial" w:hAnsi="Arial"/>
-                <w:sz w:val="16"/>
-                <w:szCs w:val="16"/>
-                <w:lang w:val="en-US"/>
-              </w:rPr>
-              <w:t xml:space="preserve">{ </w:t>
+              <w:t xml:space="preserve">{{ </w:t>
             </w:r>
             <w:proofErr w:type="spellStart"/>
-            <w:proofErr w:type="gramEnd"/>
             <w:r>
               <w:rPr>
                 <w:rFonts w:ascii="Arial" w:hAnsi="Arial"/>
@@ -2551,7 +2352,7 @@
           </w:tcPr>
           <w:p>
             <w:pPr>
-              <w:pStyle w:val="a8"/>
+              <w:pStyle w:val="a7"/>
               <w:rPr>
                 <w:rFonts w:ascii="Arial" w:hAnsi="Arial"/>
                 <w:sz w:val="18"/>
@@ -2602,7 +2403,7 @@
           </w:tcPr>
           <w:p>
             <w:pPr>
-              <w:pStyle w:val="a8"/>
+              <w:pStyle w:val="a7"/>
               <w:rPr>
                 <w:rFonts w:ascii="Arial" w:hAnsi="Arial"/>
                 <w:sz w:val="16"/>
@@ -2625,20 +2426,9 @@
                 <w:szCs w:val="16"/>
                 <w:lang w:val="en-US"/>
               </w:rPr>
-              <w:t>{</w:t>
-            </w:r>
-            <w:proofErr w:type="gramStart"/>
-            <w:r>
-              <w:rPr>
-                <w:rFonts w:ascii="Arial" w:hAnsi="Arial"/>
-                <w:sz w:val="16"/>
-                <w:szCs w:val="16"/>
-                <w:lang w:val="en-US"/>
-              </w:rPr>
-              <w:t xml:space="preserve">{ </w:t>
+              <w:t xml:space="preserve">{{ </w:t>
             </w:r>
             <w:proofErr w:type="spellStart"/>
-            <w:proofErr w:type="gramEnd"/>
             <w:r>
               <w:rPr>
                 <w:rFonts w:ascii="Arial" w:hAnsi="Arial"/>
@@ -2671,7 +2461,7 @@
           </w:tcPr>
           <w:p>
             <w:pPr>
-              <w:pStyle w:val="a8"/>
+              <w:pStyle w:val="a7"/>
               <w:rPr>
                 <w:rFonts w:ascii="Arial" w:hAnsi="Arial"/>
                 <w:sz w:val="18"/>
@@ -2730,7 +2520,7 @@
           </w:tcPr>
           <w:p>
             <w:pPr>
-              <w:pStyle w:val="a8"/>
+              <w:pStyle w:val="a7"/>
               <w:rPr>
                 <w:rFonts w:ascii="Arial" w:hAnsi="Arial"/>
                 <w:sz w:val="16"/>
@@ -2779,20 +2569,9 @@
                 <w:szCs w:val="16"/>
                 <w:lang w:val="en-US"/>
               </w:rPr>
-              <w:t>{</w:t>
-            </w:r>
-            <w:proofErr w:type="gramStart"/>
-            <w:r>
-              <w:rPr>
-                <w:rFonts w:ascii="Arial" w:hAnsi="Arial"/>
-                <w:sz w:val="16"/>
-                <w:szCs w:val="16"/>
-                <w:lang w:val="en-US"/>
-              </w:rPr>
-              <w:t xml:space="preserve">{ </w:t>
+              <w:t xml:space="preserve">{{ </w:t>
             </w:r>
             <w:proofErr w:type="spellStart"/>
-            <w:proofErr w:type="gramEnd"/>
             <w:r>
               <w:rPr>
                 <w:rFonts w:ascii="Arial" w:hAnsi="Arial"/>
@@ -2825,7 +2604,7 @@
           </w:tcPr>
           <w:p>
             <w:pPr>
-              <w:pStyle w:val="a8"/>
+              <w:pStyle w:val="a7"/>
               <w:rPr>
                 <w:rFonts w:ascii="Arial" w:hAnsi="Arial"/>
                 <w:sz w:val="18"/>
@@ -2884,31 +2663,21 @@
           </w:tcPr>
           <w:p>
             <w:pPr>
-              <w:pStyle w:val="a8"/>
-              <w:rPr>
-                <w:rFonts w:ascii="Arial" w:hAnsi="Arial"/>
-                <w:sz w:val="16"/>
-                <w:szCs w:val="16"/>
-                <w:lang w:val="en-US"/>
-              </w:rPr>
-            </w:pPr>
-            <w:proofErr w:type="gramStart"/>
-            <w:r>
-              <w:rPr>
-                <w:rFonts w:ascii="Arial" w:hAnsi="Arial"/>
-                <w:sz w:val="16"/>
-                <w:szCs w:val="16"/>
-              </w:rPr>
-              <w:t>р</w:t>
-            </w:r>
-            <w:proofErr w:type="gramEnd"/>
-            <w:r>
-              <w:rPr>
-                <w:rFonts w:ascii="Arial" w:hAnsi="Arial"/>
-                <w:sz w:val="16"/>
-                <w:szCs w:val="16"/>
-              </w:rPr>
-              <w:t xml:space="preserve">/с: </w:t>
+              <w:pStyle w:val="a7"/>
+              <w:rPr>
+                <w:rFonts w:ascii="Arial" w:hAnsi="Arial"/>
+                <w:sz w:val="16"/>
+                <w:szCs w:val="16"/>
+                <w:lang w:val="en-US"/>
+              </w:rPr>
+            </w:pPr>
+            <w:r>
+              <w:rPr>
+                <w:rFonts w:ascii="Arial" w:hAnsi="Arial"/>
+                <w:sz w:val="16"/>
+                <w:szCs w:val="16"/>
+              </w:rPr>
+              <w:t xml:space="preserve">р/с: </w:t>
             </w:r>
             <w:r>
               <w:rPr>
@@ -2952,7 +2721,7 @@
           </w:tcPr>
           <w:p>
             <w:pPr>
-              <w:pStyle w:val="a8"/>
+              <w:pStyle w:val="a7"/>
               <w:rPr>
                 <w:rFonts w:ascii="Arial" w:hAnsi="Arial"/>
                 <w:sz w:val="18"/>
@@ -2999,7 +2768,7 @@
           </w:tcPr>
           <w:p>
             <w:pPr>
-              <w:pStyle w:val="a8"/>
+              <w:pStyle w:val="a7"/>
               <w:jc w:val="right"/>
               <w:rPr>
                 <w:rFonts w:ascii="Arial" w:hAnsi="Arial"/>
@@ -3011,7 +2780,7 @@
           </w:p>
           <w:p>
             <w:pPr>
-              <w:pStyle w:val="a8"/>
+              <w:pStyle w:val="a7"/>
               <w:jc w:val="right"/>
               <w:rPr>
                 <w:rFonts w:ascii="Arial" w:hAnsi="Arial"/>
@@ -3075,7 +2844,7 @@
           </w:tcPr>
           <w:p>
             <w:pPr>
-              <w:pStyle w:val="a8"/>
+              <w:pStyle w:val="a7"/>
               <w:jc w:val="right"/>
               <w:rPr>
                 <w:rFonts w:ascii="Arial" w:hAnsi="Arial"/>
@@ -3087,7 +2856,7 @@
           </w:p>
           <w:p>
             <w:pPr>
-              <w:pStyle w:val="a8"/>
+              <w:pStyle w:val="a7"/>
               <w:jc w:val="right"/>
               <w:rPr>
                 <w:rFonts w:ascii="Arial" w:hAnsi="Arial"/>
@@ -3149,7 +2918,7 @@
 </file>
 
 <file path=word/styles.xml><?xml version="1.0" encoding="utf-8"?>
-<w:styles xmlns:mc="http://schemas.openxmlformats.org/markup-compatibility/2006" xmlns:r="http://schemas.openxmlformats.org/officeDocument/2006/relationships" xmlns:w="http://schemas.openxmlformats.org/wordprocessingml/2006/main" xmlns:w14="http://schemas.microsoft.com/office/word/2010/wordml" mc:Ignorable="w14">
+<w:styles xmlns:mc="http://schemas.openxmlformats.org/markup-compatibility/2006" xmlns:r="http://schemas.openxmlformats.org/officeDocument/2006/relationships" xmlns:w="http://schemas.openxmlformats.org/wordprocessingml/2006/main" xmlns:w14="http://schemas.microsoft.com/office/word/2010/wordml" xmlns:w15="http://schemas.microsoft.com/office/word/2012/wordml" xmlns:w16se="http://schemas.microsoft.com/office/word/2015/wordml/symex" mc:Ignorable="w14 w15 w16se">
   <w:docDefaults>
     <w:rPrDefault>
       <w:rPr>
@@ -3166,144 +2935,378 @@
       </w:pPr>
     </w:pPrDefault>
   </w:docDefaults>
-  <w:latentStyles w:defLockedState="0" w:defUIPriority="99" w:defSemiHidden="1" w:defUnhideWhenUsed="1" w:defQFormat="0" w:count="267">
-    <w:lsdException w:name="Normal" w:semiHidden="0" w:uiPriority="0" w:unhideWhenUsed="0" w:qFormat="1"/>
-    <w:lsdException w:name="heading 1" w:semiHidden="0" w:uiPriority="9" w:unhideWhenUsed="0" w:qFormat="1"/>
-    <w:lsdException w:name="heading 2" w:uiPriority="9" w:qFormat="1"/>
-    <w:lsdException w:name="heading 3" w:uiPriority="9" w:qFormat="1"/>
-    <w:lsdException w:name="heading 4" w:uiPriority="9" w:qFormat="1"/>
-    <w:lsdException w:name="heading 5" w:uiPriority="9" w:qFormat="1"/>
-    <w:lsdException w:name="heading 6" w:uiPriority="9" w:qFormat="1"/>
-    <w:lsdException w:name="heading 7" w:uiPriority="9" w:qFormat="1"/>
-    <w:lsdException w:name="heading 8" w:uiPriority="9" w:qFormat="1"/>
-    <w:lsdException w:name="heading 9" w:uiPriority="9" w:qFormat="1"/>
-    <w:lsdException w:name="toc 1" w:uiPriority="39"/>
-    <w:lsdException w:name="toc 2" w:uiPriority="39"/>
-    <w:lsdException w:name="toc 3" w:uiPriority="39"/>
-    <w:lsdException w:name="toc 4" w:uiPriority="39"/>
-    <w:lsdException w:name="toc 5" w:uiPriority="39"/>
-    <w:lsdException w:name="toc 6" w:uiPriority="39"/>
-    <w:lsdException w:name="toc 7" w:uiPriority="39"/>
-    <w:lsdException w:name="toc 8" w:uiPriority="39"/>
-    <w:lsdException w:name="toc 9" w:uiPriority="39"/>
-    <w:lsdException w:name="caption" w:uiPriority="35" w:qFormat="1"/>
-    <w:lsdException w:name="Title" w:semiHidden="0" w:uiPriority="10" w:unhideWhenUsed="0" w:qFormat="1"/>
-    <w:lsdException w:name="Default Paragraph Font" w:uiPriority="1"/>
-    <w:lsdException w:name="Subtitle" w:semiHidden="0" w:uiPriority="11" w:unhideWhenUsed="0" w:qFormat="1"/>
-    <w:lsdException w:name="Strong" w:semiHidden="0" w:uiPriority="22" w:unhideWhenUsed="0" w:qFormat="1"/>
-    <w:lsdException w:name="Emphasis" w:semiHidden="0" w:uiPriority="20" w:unhideWhenUsed="0" w:qFormat="1"/>
-    <w:lsdException w:name="Table Grid" w:semiHidden="0" w:uiPriority="59" w:unhideWhenUsed="0"/>
-    <w:lsdException w:name="Placeholder Text" w:unhideWhenUsed="0"/>
-    <w:lsdException w:name="No Spacing" w:semiHidden="0" w:uiPriority="1" w:unhideWhenUsed="0" w:qFormat="1"/>
-    <w:lsdException w:name="Light Shading" w:semiHidden="0" w:uiPriority="60" w:unhideWhenUsed="0"/>
-    <w:lsdException w:name="Light List" w:semiHidden="0" w:uiPriority="61" w:unhideWhenUsed="0"/>
-    <w:lsdException w:name="Light Grid" w:semiHidden="0" w:uiPriority="62" w:unhideWhenUsed="0"/>
-    <w:lsdException w:name="Medium Shading 1" w:semiHidden="0" w:uiPriority="63" w:unhideWhenUsed="0"/>
-    <w:lsdException w:name="Medium Shading 2" w:semiHidden="0" w:uiPriority="64" w:unhideWhenUsed="0"/>
-    <w:lsdException w:name="Medium List 1" w:semiHidden="0" w:uiPriority="65" w:unhideWhenUsed="0"/>
-    <w:lsdException w:name="Medium List 2" w:semiHidden="0" w:uiPriority="66" w:unhideWhenUsed="0"/>
-    <w:lsdException w:name="Medium Grid 1" w:semiHidden="0" w:uiPriority="67" w:unhideWhenUsed="0"/>
-    <w:lsdException w:name="Medium Grid 2" w:semiHidden="0" w:uiPriority="68" w:unhideWhenUsed="0"/>
-    <w:lsdException w:name="Medium Grid 3" w:semiHidden="0" w:uiPriority="69" w:unhideWhenUsed="0"/>
-    <w:lsdException w:name="Dark List" w:semiHidden="0" w:uiPriority="70" w:unhideWhenUsed="0"/>
-    <w:lsdException w:name="Colorful Shading" w:semiHidden="0" w:uiPriority="71" w:unhideWhenUsed="0"/>
-    <w:lsdException w:name="Colorful List" w:semiHidden="0" w:uiPriority="72" w:unhideWhenUsed="0"/>
-    <w:lsdException w:name="Colorful Grid" w:semiHidden="0" w:uiPriority="73" w:unhideWhenUsed="0"/>
-    <w:lsdException w:name="Light Shading Accent 1" w:semiHidden="0" w:uiPriority="60" w:unhideWhenUsed="0"/>
-    <w:lsdException w:name="Light List Accent 1" w:semiHidden="0" w:uiPriority="61" w:unhideWhenUsed="0"/>
-    <w:lsdException w:name="Light Grid Accent 1" w:semiHidden="0" w:uiPriority="62" w:unhideWhenUsed="0"/>
-    <w:lsdException w:name="Medium Shading 1 Accent 1" w:semiHidden="0" w:uiPriority="63" w:unhideWhenUsed="0"/>
-    <w:lsdException w:name="Medium Shading 2 Accent 1" w:semiHidden="0" w:uiPriority="64" w:unhideWhenUsed="0"/>
-    <w:lsdException w:name="Medium List 1 Accent 1" w:semiHidden="0" w:uiPriority="65" w:unhideWhenUsed="0"/>
-    <w:lsdException w:name="Revision" w:unhideWhenUsed="0"/>
-    <w:lsdException w:name="List Paragraph" w:semiHidden="0" w:uiPriority="34" w:unhideWhenUsed="0" w:qFormat="1"/>
-    <w:lsdException w:name="Quote" w:semiHidden="0" w:uiPriority="29" w:unhideWhenUsed="0" w:qFormat="1"/>
-    <w:lsdException w:name="Intense Quote" w:semiHidden="0" w:uiPriority="30" w:unhideWhenUsed="0" w:qFormat="1"/>
-    <w:lsdException w:name="Medium List 2 Accent 1" w:semiHidden="0" w:uiPriority="66" w:unhideWhenUsed="0"/>
-    <w:lsdException w:name="Medium Grid 1 Accent 1" w:semiHidden="0" w:uiPriority="67" w:unhideWhenUsed="0"/>
-    <w:lsdException w:name="Medium Grid 2 Accent 1" w:semiHidden="0" w:uiPriority="68" w:unhideWhenUsed="0"/>
-    <w:lsdException w:name="Medium Grid 3 Accent 1" w:semiHidden="0" w:uiPriority="69" w:unhideWhenUsed="0"/>
-    <w:lsdException w:name="Dark List Accent 1" w:semiHidden="0" w:uiPriority="70" w:unhideWhenUsed="0"/>
-    <w:lsdException w:name="Colorful Shading Accent 1" w:semiHidden="0" w:uiPriority="71" w:unhideWhenUsed="0"/>
-    <w:lsdException w:name="Colorful List Accent 1" w:semiHidden="0" w:uiPriority="72" w:unhideWhenUsed="0"/>
-    <w:lsdException w:name="Colorful Grid Accent 1" w:semiHidden="0" w:uiPriority="73" w:unhideWhenUsed="0"/>
-    <w:lsdException w:name="Light Shading Accent 2" w:semiHidden="0" w:uiPriority="60" w:unhideWhenUsed="0"/>
-    <w:lsdException w:name="Light List Accent 2" w:semiHidden="0" w:uiPriority="61" w:unhideWhenUsed="0"/>
-    <w:lsdException w:name="Light Grid Accent 2" w:semiHidden="0" w:uiPriority="62" w:unhideWhenUsed="0"/>
-    <w:lsdException w:name="Medium Shading 1 Accent 2" w:semiHidden="0" w:uiPriority="63" w:unhideWhenUsed="0"/>
-    <w:lsdException w:name="Medium Shading 2 Accent 2" w:semiHidden="0" w:uiPriority="64" w:unhideWhenUsed="0"/>
-    <w:lsdException w:name="Medium List 1 Accent 2" w:semiHidden="0" w:uiPriority="65" w:unhideWhenUsed="0"/>
-    <w:lsdException w:name="Medium List 2 Accent 2" w:semiHidden="0" w:uiPriority="66" w:unhideWhenUsed="0"/>
-    <w:lsdException w:name="Medium Grid 1 Accent 2" w:semiHidden="0" w:uiPriority="67" w:unhideWhenUsed="0"/>
-    <w:lsdException w:name="Medium Grid 2 Accent 2" w:semiHidden="0" w:uiPriority="68" w:unhideWhenUsed="0"/>
-    <w:lsdException w:name="Medium Grid 3 Accent 2" w:semiHidden="0" w:uiPriority="69" w:unhideWhenUsed="0"/>
-    <w:lsdException w:name="Dark List Accent 2" w:semiHidden="0" w:uiPriority="70" w:unhideWhenUsed="0"/>
-    <w:lsdException w:name="Colorful Shading Accent 2" w:semiHidden="0" w:uiPriority="71" w:unhideWhenUsed="0"/>
-    <w:lsdException w:name="Colorful List Accent 2" w:semiHidden="0" w:uiPriority="72" w:unhideWhenUsed="0"/>
-    <w:lsdException w:name="Colorful Grid Accent 2" w:semiHidden="0" w:uiPriority="73" w:unhideWhenUsed="0"/>
-    <w:lsdException w:name="Light Shading Accent 3" w:semiHidden="0" w:uiPriority="60" w:unhideWhenUsed="0"/>
-    <w:lsdException w:name="Light List Accent 3" w:semiHidden="0" w:uiPriority="61" w:unhideWhenUsed="0"/>
-    <w:lsdException w:name="Light Grid Accent 3" w:semiHidden="0" w:uiPriority="62" w:unhideWhenUsed="0"/>
-    <w:lsdException w:name="Medium Shading 1 Accent 3" w:semiHidden="0" w:uiPriority="63" w:unhideWhenUsed="0"/>
-    <w:lsdException w:name="Medium Shading 2 Accent 3" w:semiHidden="0" w:uiPriority="64" w:unhideWhenUsed="0"/>
-    <w:lsdException w:name="Medium List 1 Accent 3" w:semiHidden="0" w:uiPriority="65" w:unhideWhenUsed="0"/>
-    <w:lsdException w:name="Medium List 2 Accent 3" w:semiHidden="0" w:uiPriority="66" w:unhideWhenUsed="0"/>
-    <w:lsdException w:name="Medium Grid 1 Accent 3" w:semiHidden="0" w:uiPriority="67" w:unhideWhenUsed="0"/>
-    <w:lsdException w:name="Medium Grid 2 Accent 3" w:semiHidden="0" w:uiPriority="68" w:unhideWhenUsed="0"/>
-    <w:lsdException w:name="Medium Grid 3 Accent 3" w:semiHidden="0" w:uiPriority="69" w:unhideWhenUsed="0"/>
-    <w:lsdException w:name="Dark List Accent 3" w:semiHidden="0" w:uiPriority="70" w:unhideWhenUsed="0"/>
-    <w:lsdException w:name="Colorful Shading Accent 3" w:semiHidden="0" w:uiPriority="71" w:unhideWhenUsed="0"/>
-    <w:lsdException w:name="Colorful List Accent 3" w:semiHidden="0" w:uiPriority="72" w:unhideWhenUsed="0"/>
-    <w:lsdException w:name="Colorful Grid Accent 3" w:semiHidden="0" w:uiPriority="73" w:unhideWhenUsed="0"/>
-    <w:lsdException w:name="Light Shading Accent 4" w:semiHidden="0" w:uiPriority="60" w:unhideWhenUsed="0"/>
-    <w:lsdException w:name="Light List Accent 4" w:semiHidden="0" w:uiPriority="61" w:unhideWhenUsed="0"/>
-    <w:lsdException w:name="Light Grid Accent 4" w:semiHidden="0" w:uiPriority="62" w:unhideWhenUsed="0"/>
-    <w:lsdException w:name="Medium Shading 1 Accent 4" w:semiHidden="0" w:uiPriority="63" w:unhideWhenUsed="0"/>
-    <w:lsdException w:name="Medium Shading 2 Accent 4" w:semiHidden="0" w:uiPriority="64" w:unhideWhenUsed="0"/>
-    <w:lsdException w:name="Medium List 1 Accent 4" w:semiHidden="0" w:uiPriority="65" w:unhideWhenUsed="0"/>
-    <w:lsdException w:name="Medium List 2 Accent 4" w:semiHidden="0" w:uiPriority="66" w:unhideWhenUsed="0"/>
-    <w:lsdException w:name="Medium Grid 1 Accent 4" w:semiHidden="0" w:uiPriority="67" w:unhideWhenUsed="0"/>
-    <w:lsdException w:name="Medium Grid 2 Accent 4" w:semiHidden="0" w:uiPriority="68" w:unhideWhenUsed="0"/>
-    <w:lsdException w:name="Medium Grid 3 Accent 4" w:semiHidden="0" w:uiPriority="69" w:unhideWhenUsed="0"/>
-    <w:lsdException w:name="Dark List Accent 4" w:semiHidden="0" w:uiPriority="70" w:unhideWhenUsed="0"/>
-    <w:lsdException w:name="Colorful Shading Accent 4" w:semiHidden="0" w:uiPriority="71" w:unhideWhenUsed="0"/>
-    <w:lsdException w:name="Colorful List Accent 4" w:semiHidden="0" w:uiPriority="72" w:unhideWhenUsed="0"/>
-    <w:lsdException w:name="Colorful Grid Accent 4" w:semiHidden="0" w:uiPriority="73" w:unhideWhenUsed="0"/>
-    <w:lsdException w:name="Light Shading Accent 5" w:semiHidden="0" w:uiPriority="60" w:unhideWhenUsed="0"/>
-    <w:lsdException w:name="Light List Accent 5" w:semiHidden="0" w:uiPriority="61" w:unhideWhenUsed="0"/>
-    <w:lsdException w:name="Light Grid Accent 5" w:semiHidden="0" w:uiPriority="62" w:unhideWhenUsed="0"/>
-    <w:lsdException w:name="Medium Shading 1 Accent 5" w:semiHidden="0" w:uiPriority="63" w:unhideWhenUsed="0"/>
-    <w:lsdException w:name="Medium Shading 2 Accent 5" w:semiHidden="0" w:uiPriority="64" w:unhideWhenUsed="0"/>
-    <w:lsdException w:name="Medium List 1 Accent 5" w:semiHidden="0" w:uiPriority="65" w:unhideWhenUsed="0"/>
-    <w:lsdException w:name="Medium List 2 Accent 5" w:semiHidden="0" w:uiPriority="66" w:unhideWhenUsed="0"/>
-    <w:lsdException w:name="Medium Grid 1 Accent 5" w:semiHidden="0" w:uiPriority="67" w:unhideWhenUsed="0"/>
-    <w:lsdException w:name="Medium Grid 2 Accent 5" w:semiHidden="0" w:uiPriority="68" w:unhideWhenUsed="0"/>
-    <w:lsdException w:name="Medium Grid 3 Accent 5" w:semiHidden="0" w:uiPriority="69" w:unhideWhenUsed="0"/>
-    <w:lsdException w:name="Dark List Accent 5" w:semiHidden="0" w:uiPriority="70" w:unhideWhenUsed="0"/>
-    <w:lsdException w:name="Colorful Shading Accent 5" w:semiHidden="0" w:uiPriority="71" w:unhideWhenUsed="0"/>
-    <w:lsdException w:name="Colorful List Accent 5" w:semiHidden="0" w:uiPriority="72" w:unhideWhenUsed="0"/>
-    <w:lsdException w:name="Colorful Grid Accent 5" w:semiHidden="0" w:uiPriority="73" w:unhideWhenUsed="0"/>
-    <w:lsdException w:name="Light Shading Accent 6" w:semiHidden="0" w:uiPriority="60" w:unhideWhenUsed="0"/>
-    <w:lsdException w:name="Light List Accent 6" w:semiHidden="0" w:uiPriority="61" w:unhideWhenUsed="0"/>
-    <w:lsdException w:name="Light Grid Accent 6" w:semiHidden="0" w:uiPriority="62" w:unhideWhenUsed="0"/>
-    <w:lsdException w:name="Medium Shading 1 Accent 6" w:semiHidden="0" w:uiPriority="63" w:unhideWhenUsed="0"/>
-    <w:lsdException w:name="Medium Shading 2 Accent 6" w:semiHidden="0" w:uiPriority="64" w:unhideWhenUsed="0"/>
-    <w:lsdException w:name="Medium List 1 Accent 6" w:semiHidden="0" w:uiPriority="65" w:unhideWhenUsed="0"/>
-    <w:lsdException w:name="Medium List 2 Accent 6" w:semiHidden="0" w:uiPriority="66" w:unhideWhenUsed="0"/>
-    <w:lsdException w:name="Medium Grid 1 Accent 6" w:semiHidden="0" w:uiPriority="67" w:unhideWhenUsed="0"/>
-    <w:lsdException w:name="Medium Grid 2 Accent 6" w:semiHidden="0" w:uiPriority="68" w:unhideWhenUsed="0"/>
-    <w:lsdException w:name="Medium Grid 3 Accent 6" w:semiHidden="0" w:uiPriority="69" w:unhideWhenUsed="0"/>
-    <w:lsdException w:name="Dark List Accent 6" w:semiHidden="0" w:uiPriority="70" w:unhideWhenUsed="0"/>
-    <w:lsdException w:name="Colorful Shading Accent 6" w:semiHidden="0" w:uiPriority="71" w:unhideWhenUsed="0"/>
-    <w:lsdException w:name="Colorful List Accent 6" w:semiHidden="0" w:uiPriority="72" w:unhideWhenUsed="0"/>
-    <w:lsdException w:name="Colorful Grid Accent 6" w:semiHidden="0" w:uiPriority="73" w:unhideWhenUsed="0"/>
-    <w:lsdException w:name="Subtle Emphasis" w:semiHidden="0" w:uiPriority="19" w:unhideWhenUsed="0" w:qFormat="1"/>
-    <w:lsdException w:name="Intense Emphasis" w:semiHidden="0" w:uiPriority="21" w:unhideWhenUsed="0" w:qFormat="1"/>
-    <w:lsdException w:name="Subtle Reference" w:semiHidden="0" w:uiPriority="31" w:unhideWhenUsed="0" w:qFormat="1"/>
-    <w:lsdException w:name="Intense Reference" w:semiHidden="0" w:uiPriority="32" w:unhideWhenUsed="0" w:qFormat="1"/>
-    <w:lsdException w:name="Book Title" w:semiHidden="0" w:uiPriority="33" w:unhideWhenUsed="0" w:qFormat="1"/>
-    <w:lsdException w:name="Bibliography" w:uiPriority="37"/>
-    <w:lsdException w:name="TOC Heading" w:uiPriority="39" w:qFormat="1"/>
+  <w:latentStyles w:defLockedState="0" w:defUIPriority="99" w:defSemiHidden="0" w:defUnhideWhenUsed="0" w:defQFormat="0" w:count="371">
+    <w:lsdException w:name="Normal" w:uiPriority="0" w:qFormat="1"/>
+    <w:lsdException w:name="heading 1" w:uiPriority="9" w:qFormat="1"/>
+    <w:lsdException w:name="heading 2" w:semiHidden="1" w:uiPriority="9" w:unhideWhenUsed="1" w:qFormat="1"/>
+    <w:lsdException w:name="heading 3" w:semiHidden="1" w:uiPriority="9" w:unhideWhenUsed="1" w:qFormat="1"/>
+    <w:lsdException w:name="heading 4" w:semiHidden="1" w:uiPriority="9" w:unhideWhenUsed="1" w:qFormat="1"/>
+    <w:lsdException w:name="heading 5" w:semiHidden="1" w:uiPriority="9" w:unhideWhenUsed="1" w:qFormat="1"/>
+    <w:lsdException w:name="heading 6" w:semiHidden="1" w:uiPriority="9" w:unhideWhenUsed="1" w:qFormat="1"/>
+    <w:lsdException w:name="heading 7" w:semiHidden="1" w:uiPriority="9" w:unhideWhenUsed="1" w:qFormat="1"/>
+    <w:lsdException w:name="heading 8" w:semiHidden="1" w:uiPriority="9" w:unhideWhenUsed="1" w:qFormat="1"/>
+    <w:lsdException w:name="heading 9" w:semiHidden="1" w:uiPriority="9" w:unhideWhenUsed="1" w:qFormat="1"/>
+    <w:lsdException w:name="index 1" w:semiHidden="1" w:unhideWhenUsed="1"/>
+    <w:lsdException w:name="index 2" w:semiHidden="1" w:unhideWhenUsed="1"/>
+    <w:lsdException w:name="index 3" w:semiHidden="1" w:unhideWhenUsed="1"/>
+    <w:lsdException w:name="index 4" w:semiHidden="1" w:unhideWhenUsed="1"/>
+    <w:lsdException w:name="index 5" w:semiHidden="1" w:unhideWhenUsed="1"/>
+    <w:lsdException w:name="index 6" w:semiHidden="1" w:unhideWhenUsed="1"/>
+    <w:lsdException w:name="index 7" w:semiHidden="1" w:unhideWhenUsed="1"/>
+    <w:lsdException w:name="index 8" w:semiHidden="1" w:unhideWhenUsed="1"/>
+    <w:lsdException w:name="index 9" w:semiHidden="1" w:unhideWhenUsed="1"/>
+    <w:lsdException w:name="toc 1" w:semiHidden="1" w:uiPriority="39" w:unhideWhenUsed="1"/>
+    <w:lsdException w:name="toc 2" w:semiHidden="1" w:uiPriority="39" w:unhideWhenUsed="1"/>
+    <w:lsdException w:name="toc 3" w:semiHidden="1" w:uiPriority="39" w:unhideWhenUsed="1"/>
+    <w:lsdException w:name="toc 4" w:semiHidden="1" w:uiPriority="39" w:unhideWhenUsed="1"/>
+    <w:lsdException w:name="toc 5" w:semiHidden="1" w:uiPriority="39" w:unhideWhenUsed="1"/>
+    <w:lsdException w:name="toc 6" w:semiHidden="1" w:uiPriority="39" w:unhideWhenUsed="1"/>
+    <w:lsdException w:name="toc 7" w:semiHidden="1" w:uiPriority="39" w:unhideWhenUsed="1"/>
+    <w:lsdException w:name="toc 8" w:semiHidden="1" w:uiPriority="39" w:unhideWhenUsed="1"/>
+    <w:lsdException w:name="toc 9" w:semiHidden="1" w:uiPriority="39" w:unhideWhenUsed="1"/>
+    <w:lsdException w:name="Normal Indent" w:semiHidden="1" w:unhideWhenUsed="1"/>
+    <w:lsdException w:name="footnote text" w:semiHidden="1" w:unhideWhenUsed="1"/>
+    <w:lsdException w:name="annotation text" w:semiHidden="1" w:unhideWhenUsed="1"/>
+    <w:lsdException w:name="header" w:semiHidden="1" w:unhideWhenUsed="1"/>
+    <w:lsdException w:name="footer" w:semiHidden="1" w:unhideWhenUsed="1"/>
+    <w:lsdException w:name="index heading" w:semiHidden="1" w:unhideWhenUsed="1"/>
+    <w:lsdException w:name="caption" w:semiHidden="1" w:uiPriority="35" w:unhideWhenUsed="1" w:qFormat="1"/>
+    <w:lsdException w:name="table of figures" w:semiHidden="1" w:unhideWhenUsed="1"/>
+    <w:lsdException w:name="envelope address" w:semiHidden="1" w:unhideWhenUsed="1"/>
+    <w:lsdException w:name="envelope return" w:semiHidden="1" w:unhideWhenUsed="1"/>
+    <w:lsdException w:name="footnote reference" w:semiHidden="1" w:unhideWhenUsed="1"/>
+    <w:lsdException w:name="annotation reference" w:semiHidden="1" w:unhideWhenUsed="1"/>
+    <w:lsdException w:name="line number" w:semiHidden="1" w:unhideWhenUsed="1"/>
+    <w:lsdException w:name="page number" w:semiHidden="1" w:unhideWhenUsed="1"/>
+    <w:lsdException w:name="endnote reference" w:semiHidden="1" w:unhideWhenUsed="1"/>
+    <w:lsdException w:name="endnote text" w:semiHidden="1" w:unhideWhenUsed="1"/>
+    <w:lsdException w:name="table of authorities" w:semiHidden="1" w:unhideWhenUsed="1"/>
+    <w:lsdException w:name="macro" w:semiHidden="1" w:unhideWhenUsed="1"/>
+    <w:lsdException w:name="toa heading" w:semiHidden="1" w:unhideWhenUsed="1"/>
+    <w:lsdException w:name="List" w:semiHidden="1" w:unhideWhenUsed="1"/>
+    <w:lsdException w:name="List Bullet" w:semiHidden="1" w:unhideWhenUsed="1"/>
+    <w:lsdException w:name="List Number" w:semiHidden="1" w:unhideWhenUsed="1"/>
+    <w:lsdException w:name="List 2" w:semiHidden="1" w:unhideWhenUsed="1"/>
+    <w:lsdException w:name="List 3" w:semiHidden="1" w:unhideWhenUsed="1"/>
+    <w:lsdException w:name="List 4" w:semiHidden="1" w:unhideWhenUsed="1"/>
+    <w:lsdException w:name="List 5" w:semiHidden="1" w:unhideWhenUsed="1"/>
+    <w:lsdException w:name="List Bullet 2" w:semiHidden="1" w:unhideWhenUsed="1"/>
+    <w:lsdException w:name="List Bullet 3" w:semiHidden="1" w:unhideWhenUsed="1"/>
+    <w:lsdException w:name="List Bullet 4" w:semiHidden="1" w:unhideWhenUsed="1"/>
+    <w:lsdException w:name="List Bullet 5" w:semiHidden="1" w:unhideWhenUsed="1"/>
+    <w:lsdException w:name="List Number 2" w:semiHidden="1" w:unhideWhenUsed="1"/>
+    <w:lsdException w:name="List Number 3" w:semiHidden="1" w:unhideWhenUsed="1"/>
+    <w:lsdException w:name="List Number 4" w:semiHidden="1" w:unhideWhenUsed="1"/>
+    <w:lsdException w:name="List Number 5" w:semiHidden="1" w:unhideWhenUsed="1"/>
+    <w:lsdException w:name="Title" w:uiPriority="10" w:qFormat="1"/>
+    <w:lsdException w:name="Closing" w:semiHidden="1" w:unhideWhenUsed="1"/>
+    <w:lsdException w:name="Signature" w:semiHidden="1" w:unhideWhenUsed="1"/>
+    <w:lsdException w:name="Default Paragraph Font" w:semiHidden="1" w:uiPriority="1" w:unhideWhenUsed="1"/>
+    <w:lsdException w:name="Body Text" w:semiHidden="1" w:unhideWhenUsed="1"/>
+    <w:lsdException w:name="Body Text Indent" w:semiHidden="1" w:unhideWhenUsed="1"/>
+    <w:lsdException w:name="List Continue" w:semiHidden="1" w:unhideWhenUsed="1"/>
+    <w:lsdException w:name="List Continue 2" w:semiHidden="1" w:unhideWhenUsed="1"/>
+    <w:lsdException w:name="List Continue 3" w:semiHidden="1" w:unhideWhenUsed="1"/>
+    <w:lsdException w:name="List Continue 4" w:semiHidden="1" w:unhideWhenUsed="1"/>
+    <w:lsdException w:name="List Continue 5" w:semiHidden="1" w:unhideWhenUsed="1"/>
+    <w:lsdException w:name="Message Header" w:semiHidden="1" w:unhideWhenUsed="1"/>
+    <w:lsdException w:name="Subtitle" w:uiPriority="11" w:qFormat="1"/>
+    <w:lsdException w:name="Salutation" w:semiHidden="1" w:unhideWhenUsed="1"/>
+    <w:lsdException w:name="Date" w:semiHidden="1" w:unhideWhenUsed="1"/>
+    <w:lsdException w:name="Body Text First Indent" w:semiHidden="1" w:unhideWhenUsed="1"/>
+    <w:lsdException w:name="Body Text First Indent 2" w:semiHidden="1" w:unhideWhenUsed="1"/>
+    <w:lsdException w:name="Note Heading" w:semiHidden="1" w:unhideWhenUsed="1"/>
+    <w:lsdException w:name="Body Text 2" w:semiHidden="1" w:unhideWhenUsed="1"/>
+    <w:lsdException w:name="Body Text 3" w:semiHidden="1" w:unhideWhenUsed="1"/>
+    <w:lsdException w:name="Body Text Indent 2" w:semiHidden="1" w:unhideWhenUsed="1"/>
+    <w:lsdException w:name="Body Text Indent 3" w:semiHidden="1" w:unhideWhenUsed="1"/>
+    <w:lsdException w:name="Block Text" w:semiHidden="1" w:unhideWhenUsed="1"/>
+    <w:lsdException w:name="Hyperlink" w:semiHidden="1" w:unhideWhenUsed="1"/>
+    <w:lsdException w:name="FollowedHyperlink" w:semiHidden="1" w:unhideWhenUsed="1"/>
+    <w:lsdException w:name="Strong" w:uiPriority="22" w:qFormat="1"/>
+    <w:lsdException w:name="Emphasis" w:uiPriority="20" w:qFormat="1"/>
+    <w:lsdException w:name="Document Map" w:semiHidden="1" w:unhideWhenUsed="1"/>
+    <w:lsdException w:name="Plain Text" w:semiHidden="1" w:unhideWhenUsed="1"/>
+    <w:lsdException w:name="E-mail Signature" w:semiHidden="1" w:unhideWhenUsed="1"/>
+    <w:lsdException w:name="HTML Top of Form" w:semiHidden="1" w:unhideWhenUsed="1"/>
+    <w:lsdException w:name="HTML Bottom of Form" w:semiHidden="1" w:unhideWhenUsed="1"/>
+    <w:lsdException w:name="Normal (Web)" w:semiHidden="1" w:unhideWhenUsed="1"/>
+    <w:lsdException w:name="HTML Acronym" w:semiHidden="1" w:unhideWhenUsed="1"/>
+    <w:lsdException w:name="HTML Address" w:semiHidden="1" w:unhideWhenUsed="1"/>
+    <w:lsdException w:name="HTML Cite" w:semiHidden="1" w:unhideWhenUsed="1"/>
+    <w:lsdException w:name="HTML Code" w:semiHidden="1" w:unhideWhenUsed="1"/>
+    <w:lsdException w:name="HTML Definition" w:semiHidden="1" w:unhideWhenUsed="1"/>
+    <w:lsdException w:name="HTML Keyboard" w:semiHidden="1" w:unhideWhenUsed="1"/>
+    <w:lsdException w:name="HTML Preformatted" w:semiHidden="1" w:unhideWhenUsed="1"/>
+    <w:lsdException w:name="HTML Sample" w:semiHidden="1" w:unhideWhenUsed="1"/>
+    <w:lsdException w:name="HTML Typewriter" w:semiHidden="1" w:unhideWhenUsed="1"/>
+    <w:lsdException w:name="HTML Variable" w:semiHidden="1" w:unhideWhenUsed="1"/>
+    <w:lsdException w:name="Normal Table" w:semiHidden="1" w:unhideWhenUsed="1"/>
+    <w:lsdException w:name="annotation subject" w:semiHidden="1" w:unhideWhenUsed="1"/>
+    <w:lsdException w:name="No List" w:semiHidden="1" w:unhideWhenUsed="1"/>
+    <w:lsdException w:name="Outline List 1" w:semiHidden="1" w:unhideWhenUsed="1"/>
+    <w:lsdException w:name="Outline List 2" w:semiHidden="1" w:unhideWhenUsed="1"/>
+    <w:lsdException w:name="Outline List 3" w:semiHidden="1" w:unhideWhenUsed="1"/>
+    <w:lsdException w:name="Table Simple 1" w:semiHidden="1" w:unhideWhenUsed="1"/>
+    <w:lsdException w:name="Table Simple 2" w:semiHidden="1" w:unhideWhenUsed="1"/>
+    <w:lsdException w:name="Table Simple 3" w:semiHidden="1" w:unhideWhenUsed="1"/>
+    <w:lsdException w:name="Table Classic 1" w:semiHidden="1" w:unhideWhenUsed="1"/>
+    <w:lsdException w:name="Table Classic 2" w:semiHidden="1" w:unhideWhenUsed="1"/>
+    <w:lsdException w:name="Table Classic 3" w:semiHidden="1" w:unhideWhenUsed="1"/>
+    <w:lsdException w:name="Table Classic 4" w:semiHidden="1" w:unhideWhenUsed="1"/>
+    <w:lsdException w:name="Table Colorful 1" w:semiHidden="1" w:unhideWhenUsed="1"/>
+    <w:lsdException w:name="Table Colorful 2" w:semiHidden="1" w:unhideWhenUsed="1"/>
+    <w:lsdException w:name="Table Colorful 3" w:semiHidden="1" w:unhideWhenUsed="1"/>
+    <w:lsdException w:name="Table Columns 1" w:semiHidden="1" w:unhideWhenUsed="1"/>
+    <w:lsdException w:name="Table Columns 2" w:semiHidden="1" w:unhideWhenUsed="1"/>
+    <w:lsdException w:name="Table Columns 3" w:semiHidden="1" w:unhideWhenUsed="1"/>
+    <w:lsdException w:name="Table Columns 4" w:semiHidden="1" w:unhideWhenUsed="1"/>
+    <w:lsdException w:name="Table Columns 5" w:semiHidden="1" w:unhideWhenUsed="1"/>
+    <w:lsdException w:name="Table Grid 1" w:semiHidden="1" w:unhideWhenUsed="1"/>
+    <w:lsdException w:name="Table Grid 2" w:semiHidden="1" w:unhideWhenUsed="1"/>
+    <w:lsdException w:name="Table Grid 3" w:semiHidden="1" w:unhideWhenUsed="1"/>
+    <w:lsdException w:name="Table Grid 4" w:semiHidden="1" w:unhideWhenUsed="1"/>
+    <w:lsdException w:name="Table Grid 5" w:semiHidden="1" w:unhideWhenUsed="1"/>
+    <w:lsdException w:name="Table Grid 6" w:semiHidden="1" w:unhideWhenUsed="1"/>
+    <w:lsdException w:name="Table Grid 7" w:semiHidden="1" w:unhideWhenUsed="1"/>
+    <w:lsdException w:name="Table Grid 8" w:semiHidden="1" w:unhideWhenUsed="1"/>
+    <w:lsdException w:name="Table List 1" w:semiHidden="1" w:unhideWhenUsed="1"/>
+    <w:lsdException w:name="Table List 2" w:semiHidden="1" w:unhideWhenUsed="1"/>
+    <w:lsdException w:name="Table List 3" w:semiHidden="1" w:unhideWhenUsed="1"/>
+    <w:lsdException w:name="Table List 4" w:semiHidden="1" w:unhideWhenUsed="1"/>
+    <w:lsdException w:name="Table List 5" w:semiHidden="1" w:unhideWhenUsed="1"/>
+    <w:lsdException w:name="Table List 6" w:semiHidden="1" w:unhideWhenUsed="1"/>
+    <w:lsdException w:name="Table List 7" w:semiHidden="1" w:unhideWhenUsed="1"/>
+    <w:lsdException w:name="Table List 8" w:semiHidden="1" w:unhideWhenUsed="1"/>
+    <w:lsdException w:name="Table 3D effects 1" w:semiHidden="1" w:unhideWhenUsed="1"/>
+    <w:lsdException w:name="Table 3D effects 2" w:semiHidden="1" w:unhideWhenUsed="1"/>
+    <w:lsdException w:name="Table 3D effects 3" w:semiHidden="1" w:unhideWhenUsed="1"/>
+    <w:lsdException w:name="Table Contemporary" w:semiHidden="1" w:unhideWhenUsed="1"/>
+    <w:lsdException w:name="Table Elegant" w:semiHidden="1" w:unhideWhenUsed="1"/>
+    <w:lsdException w:name="Table Professional" w:semiHidden="1" w:unhideWhenUsed="1"/>
+    <w:lsdException w:name="Table Subtle 1" w:semiHidden="1" w:unhideWhenUsed="1"/>
+    <w:lsdException w:name="Table Subtle 2" w:semiHidden="1" w:unhideWhenUsed="1"/>
+    <w:lsdException w:name="Table Web 1" w:semiHidden="1" w:unhideWhenUsed="1"/>
+    <w:lsdException w:name="Table Web 2" w:semiHidden="1" w:unhideWhenUsed="1"/>
+    <w:lsdException w:name="Table Web 3" w:semiHidden="1" w:unhideWhenUsed="1"/>
+    <w:lsdException w:name="Balloon Text" w:semiHidden="1" w:unhideWhenUsed="1"/>
+    <w:lsdException w:name="Table Grid" w:uiPriority="59"/>
+    <w:lsdException w:name="Table Theme" w:semiHidden="1" w:unhideWhenUsed="1"/>
+    <w:lsdException w:name="Placeholder Text" w:semiHidden="1"/>
+    <w:lsdException w:name="No Spacing" w:uiPriority="1" w:qFormat="1"/>
+    <w:lsdException w:name="Light Shading" w:uiPriority="60"/>
+    <w:lsdException w:name="Light List" w:uiPriority="61"/>
+    <w:lsdException w:name="Light Grid" w:uiPriority="62"/>
+    <w:lsdException w:name="Medium Shading 1" w:uiPriority="63"/>
+    <w:lsdException w:name="Medium Shading 2" w:uiPriority="64"/>
+    <w:lsdException w:name="Medium List 1" w:uiPriority="65"/>
+    <w:lsdException w:name="Medium List 2" w:uiPriority="66"/>
+    <w:lsdException w:name="Medium Grid 1" w:uiPriority="67"/>
+    <w:lsdException w:name="Medium Grid 2" w:uiPriority="68"/>
+    <w:lsdException w:name="Medium Grid 3" w:uiPriority="69"/>
+    <w:lsdException w:name="Dark List" w:uiPriority="70"/>
+    <w:lsdException w:name="Colorful Shading" w:uiPriority="71"/>
+    <w:lsdException w:name="Colorful List" w:uiPriority="72"/>
+    <w:lsdException w:name="Colorful Grid" w:uiPriority="73"/>
+    <w:lsdException w:name="Light Shading Accent 1" w:uiPriority="60"/>
+    <w:lsdException w:name="Light List Accent 1" w:uiPriority="61"/>
+    <w:lsdException w:name="Light Grid Accent 1" w:uiPriority="62"/>
+    <w:lsdException w:name="Medium Shading 1 Accent 1" w:uiPriority="63"/>
+    <w:lsdException w:name="Medium Shading 2 Accent 1" w:uiPriority="64"/>
+    <w:lsdException w:name="Medium List 1 Accent 1" w:uiPriority="65"/>
+    <w:lsdException w:name="Revision" w:semiHidden="1"/>
+    <w:lsdException w:name="List Paragraph" w:uiPriority="34" w:qFormat="1"/>
+    <w:lsdException w:name="Quote" w:uiPriority="29" w:qFormat="1"/>
+    <w:lsdException w:name="Intense Quote" w:uiPriority="30" w:qFormat="1"/>
+    <w:lsdException w:name="Medium List 2 Accent 1" w:uiPriority="66"/>
+    <w:lsdException w:name="Medium Grid 1 Accent 1" w:uiPriority="67"/>
+    <w:lsdException w:name="Medium Grid 2 Accent 1" w:uiPriority="68"/>
+    <w:lsdException w:name="Medium Grid 3 Accent 1" w:uiPriority="69"/>
+    <w:lsdException w:name="Dark List Accent 1" w:uiPriority="70"/>
+    <w:lsdException w:name="Colorful Shading Accent 1" w:uiPriority="71"/>
+    <w:lsdException w:name="Colorful List Accent 1" w:uiPriority="72"/>
+    <w:lsdException w:name="Colorful Grid Accent 1" w:uiPriority="73"/>
+    <w:lsdException w:name="Light Shading Accent 2" w:uiPriority="60"/>
+    <w:lsdException w:name="Light List Accent 2" w:uiPriority="61"/>
+    <w:lsdException w:name="Light Grid Accent 2" w:uiPriority="62"/>
+    <w:lsdException w:name="Medium Shading 1 Accent 2" w:uiPriority="63"/>
+    <w:lsdException w:name="Medium Shading 2 Accent 2" w:uiPriority="64"/>
+    <w:lsdException w:name="Medium List 1 Accent 2" w:uiPriority="65"/>
+    <w:lsdException w:name="Medium List 2 Accent 2" w:uiPriority="66"/>
+    <w:lsdException w:name="Medium Grid 1 Accent 2" w:uiPriority="67"/>
+    <w:lsdException w:name="Medium Grid 2 Accent 2" w:uiPriority="68"/>
+    <w:lsdException w:name="Medium Grid 3 Accent 2" w:uiPriority="69"/>
+    <w:lsdException w:name="Dark List Accent 2" w:uiPriority="70"/>
+    <w:lsdException w:name="Colorful Shading Accent 2" w:uiPriority="71"/>
+    <w:lsdException w:name="Colorful List Accent 2" w:uiPriority="72"/>
+    <w:lsdException w:name="Colorful Grid Accent 2" w:uiPriority="73"/>
+    <w:lsdException w:name="Light Shading Accent 3" w:uiPriority="60"/>
+    <w:lsdException w:name="Light List Accent 3" w:uiPriority="61"/>
+    <w:lsdException w:name="Light Grid Accent 3" w:uiPriority="62"/>
+    <w:lsdException w:name="Medium Shading 1 Accent 3" w:uiPriority="63"/>
+    <w:lsdException w:name="Medium Shading 2 Accent 3" w:uiPriority="64"/>
+    <w:lsdException w:name="Medium List 1 Accent 3" w:uiPriority="65"/>
+    <w:lsdException w:name="Medium List 2 Accent 3" w:uiPriority="66"/>
+    <w:lsdException w:name="Medium Grid 1 Accent 3" w:uiPriority="67"/>
+    <w:lsdException w:name="Medium Grid 2 Accent 3" w:uiPriority="68"/>
+    <w:lsdException w:name="Medium Grid 3 Accent 3" w:uiPriority="69"/>
+    <w:lsdException w:name="Dark List Accent 3" w:uiPriority="70"/>
+    <w:lsdException w:name="Colorful Shading Accent 3" w:uiPriority="71"/>
+    <w:lsdException w:name="Colorful List Accent 3" w:uiPriority="72"/>
+    <w:lsdException w:name="Colorful Grid Accent 3" w:uiPriority="73"/>
+    <w:lsdException w:name="Light Shading Accent 4" w:uiPriority="60"/>
+    <w:lsdException w:name="Light List Accent 4" w:uiPriority="61"/>
+    <w:lsdException w:name="Light Grid Accent 4" w:uiPriority="62"/>
+    <w:lsdException w:name="Medium Shading 1 Accent 4" w:uiPriority="63"/>
+    <w:lsdException w:name="Medium Shading 2 Accent 4" w:uiPriority="64"/>
+    <w:lsdException w:name="Medium List 1 Accent 4" w:uiPriority="65"/>
+    <w:lsdException w:name="Medium List 2 Accent 4" w:uiPriority="66"/>
+    <w:lsdException w:name="Medium Grid 1 Accent 4" w:uiPriority="67"/>
+    <w:lsdException w:name="Medium Grid 2 Accent 4" w:uiPriority="68"/>
+    <w:lsdException w:name="Medium Grid 3 Accent 4" w:uiPriority="69"/>
+    <w:lsdException w:name="Dark List Accent 4" w:uiPriority="70"/>
+    <w:lsdException w:name="Colorful Shading Accent 4" w:uiPriority="71"/>
+    <w:lsdException w:name="Colorful List Accent 4" w:uiPriority="72"/>
+    <w:lsdException w:name="Colorful Grid Accent 4" w:uiPriority="73"/>
+    <w:lsdException w:name="Light Shading Accent 5" w:uiPriority="60"/>
+    <w:lsdException w:name="Light List Accent 5" w:uiPriority="61"/>
+    <w:lsdException w:name="Light Grid Accent 5" w:uiPriority="62"/>
+    <w:lsdException w:name="Medium Shading 1 Accent 5" w:uiPriority="63"/>
+    <w:lsdException w:name="Medium Shading 2 Accent 5" w:uiPriority="64"/>
+    <w:lsdException w:name="Medium List 1 Accent 5" w:uiPriority="65"/>
+    <w:lsdException w:name="Medium List 2 Accent 5" w:uiPriority="66"/>
+    <w:lsdException w:name="Medium Grid 1 Accent 5" w:uiPriority="67"/>
+    <w:lsdException w:name="Medium Grid 2 Accent 5" w:uiPriority="68"/>
+    <w:lsdException w:name="Medium Grid 3 Accent 5" w:uiPriority="69"/>
+    <w:lsdException w:name="Dark List Accent 5" w:uiPriority="70"/>
+    <w:lsdException w:name="Colorful Shading Accent 5" w:uiPriority="71"/>
+    <w:lsdException w:name="Colorful List Accent 5" w:uiPriority="72"/>
+    <w:lsdException w:name="Colorful Grid Accent 5" w:uiPriority="73"/>
+    <w:lsdException w:name="Light Shading Accent 6" w:uiPriority="60"/>
+    <w:lsdException w:name="Light List Accent 6" w:uiPriority="61"/>
+    <w:lsdException w:name="Light Grid Accent 6" w:uiPriority="62"/>
+    <w:lsdException w:name="Medium Shading 1 Accent 6" w:uiPriority="63"/>
+    <w:lsdException w:name="Medium Shading 2 Accent 6" w:uiPriority="64"/>
+    <w:lsdException w:name="Medium List 1 Accent 6" w:uiPriority="65"/>
+    <w:lsdException w:name="Medium List 2 Accent 6" w:uiPriority="66"/>
+    <w:lsdException w:name="Medium Grid 1 Accent 6" w:uiPriority="67"/>
+    <w:lsdException w:name="Medium Grid 2 Accent 6" w:uiPriority="68"/>
+    <w:lsdException w:name="Medium Grid 3 Accent 6" w:uiPriority="69"/>
+    <w:lsdException w:name="Dark List Accent 6" w:uiPriority="70"/>
+    <w:lsdException w:name="Colorful Shading Accent 6" w:uiPriority="71"/>
+    <w:lsdException w:name="Colorful List Accent 6" w:uiPriority="72"/>
+    <w:lsdException w:name="Colorful Grid Accent 6" w:uiPriority="73"/>
+    <w:lsdException w:name="Subtle Emphasis" w:uiPriority="19" w:qFormat="1"/>
+    <w:lsdException w:name="Intense Emphasis" w:uiPriority="21" w:qFormat="1"/>
+    <w:lsdException w:name="Subtle Reference" w:uiPriority="31" w:qFormat="1"/>
+    <w:lsdException w:name="Intense Reference" w:uiPriority="32" w:qFormat="1"/>
+    <w:lsdException w:name="Book Title" w:uiPriority="33" w:qFormat="1"/>
+    <w:lsdException w:name="Bibliography" w:semiHidden="1" w:uiPriority="37" w:unhideWhenUsed="1"/>
+    <w:lsdException w:name="TOC Heading" w:semiHidden="1" w:uiPriority="39" w:unhideWhenUsed="1" w:qFormat="1"/>
+    <w:lsdException w:name="Plain Table 1" w:uiPriority="41"/>
+    <w:lsdException w:name="Plain Table 2" w:uiPriority="42"/>
+    <w:lsdException w:name="Plain Table 3" w:uiPriority="43"/>
+    <w:lsdException w:name="Plain Table 4" w:uiPriority="44"/>
+    <w:lsdException w:name="Plain Table 5" w:uiPriority="45"/>
+    <w:lsdException w:name="Grid Table Light" w:uiPriority="40"/>
+    <w:lsdException w:name="Grid Table 1 Light" w:uiPriority="46"/>
+    <w:lsdException w:name="Grid Table 2" w:uiPriority="47"/>
+    <w:lsdException w:name="Grid Table 3" w:uiPriority="48"/>
+    <w:lsdException w:name="Grid Table 4" w:uiPriority="49"/>
+    <w:lsdException w:name="Grid Table 5 Dark" w:uiPriority="50"/>
+    <w:lsdException w:name="Grid Table 6 Colorful" w:uiPriority="51"/>
+    <w:lsdException w:name="Grid Table 7 Colorful" w:uiPriority="52"/>
+    <w:lsdException w:name="Grid Table 1 Light Accent 1" w:uiPriority="46"/>
+    <w:lsdException w:name="Grid Table 2 Accent 1" w:uiPriority="47"/>
+    <w:lsdException w:name="Grid Table 3 Accent 1" w:uiPriority="48"/>
+    <w:lsdException w:name="Grid Table 4 Accent 1" w:uiPriority="49"/>
+    <w:lsdException w:name="Grid Table 5 Dark Accent 1" w:uiPriority="50"/>
+    <w:lsdException w:name="Grid Table 6 Colorful Accent 1" w:uiPriority="51"/>
+    <w:lsdException w:name="Grid Table 7 Colorful Accent 1" w:uiPriority="52"/>
+    <w:lsdException w:name="Grid Table 1 Light Accent 2" w:uiPriority="46"/>
+    <w:lsdException w:name="Grid Table 2 Accent 2" w:uiPriority="47"/>
+    <w:lsdException w:name="Grid Table 3 Accent 2" w:uiPriority="48"/>
+    <w:lsdException w:name="Grid Table 4 Accent 2" w:uiPriority="49"/>
+    <w:lsdException w:name="Grid Table 5 Dark Accent 2" w:uiPriority="50"/>
+    <w:lsdException w:name="Grid Table 6 Colorful Accent 2" w:uiPriority="51"/>
+    <w:lsdException w:name="Grid Table 7 Colorful Accent 2" w:uiPriority="52"/>
+    <w:lsdException w:name="Grid Table 1 Light Accent 3" w:uiPriority="46"/>
+    <w:lsdException w:name="Grid Table 2 Accent 3" w:uiPriority="47"/>
+    <w:lsdException w:name="Grid Table 3 Accent 3" w:uiPriority="48"/>
+    <w:lsdException w:name="Grid Table 4 Accent 3" w:uiPriority="49"/>
+    <w:lsdException w:name="Grid Table 5 Dark Accent 3" w:uiPriority="50"/>
+    <w:lsdException w:name="Grid Table 6 Colorful Accent 3" w:uiPriority="51"/>
+    <w:lsdException w:name="Grid Table 7 Colorful Accent 3" w:uiPriority="52"/>
+    <w:lsdException w:name="Grid Table 1 Light Accent 4" w:uiPriority="46"/>
+    <w:lsdException w:name="Grid Table 2 Accent 4" w:uiPriority="47"/>
+    <w:lsdException w:name="Grid Table 3 Accent 4" w:uiPriority="48"/>
+    <w:lsdException w:name="Grid Table 4 Accent 4" w:uiPriority="49"/>
+    <w:lsdException w:name="Grid Table 5 Dark Accent 4" w:uiPriority="50"/>
+    <w:lsdException w:name="Grid Table 6 Colorful Accent 4" w:uiPriority="51"/>
+    <w:lsdException w:name="Grid Table 7 Colorful Accent 4" w:uiPriority="52"/>
+    <w:lsdException w:name="Grid Table 1 Light Accent 5" w:uiPriority="46"/>
+    <w:lsdException w:name="Grid Table 2 Accent 5" w:uiPriority="47"/>
+    <w:lsdException w:name="Grid Table 3 Accent 5" w:uiPriority="48"/>
+    <w:lsdException w:name="Grid Table 4 Accent 5" w:uiPriority="49"/>
+    <w:lsdException w:name="Grid Table 5 Dark Accent 5" w:uiPriority="50"/>
+    <w:lsdException w:name="Grid Table 6 Colorful Accent 5" w:uiPriority="51"/>
+    <w:lsdException w:name="Grid Table 7 Colorful Accent 5" w:uiPriority="52"/>
+    <w:lsdException w:name="Grid Table 1 Light Accent 6" w:uiPriority="46"/>
+    <w:lsdException w:name="Grid Table 2 Accent 6" w:uiPriority="47"/>
+    <w:lsdException w:name="Grid Table 3 Accent 6" w:uiPriority="48"/>
+    <w:lsdException w:name="Grid Table 4 Accent 6" w:uiPriority="49"/>
+    <w:lsdException w:name="Grid Table 5 Dark Accent 6" w:uiPriority="50"/>
+    <w:lsdException w:name="Grid Table 6 Colorful Accent 6" w:uiPriority="51"/>
+    <w:lsdException w:name="Grid Table 7 Colorful Accent 6" w:uiPriority="52"/>
+    <w:lsdException w:name="List Table 1 Light" w:uiPriority="46"/>
+    <w:lsdException w:name="List Table 2" w:uiPriority="47"/>
+    <w:lsdException w:name="List Table 3" w:uiPriority="48"/>
+    <w:lsdException w:name="List Table 4" w:uiPriority="49"/>
+    <w:lsdException w:name="List Table 5 Dark" w:uiPriority="50"/>
+    <w:lsdException w:name="List Table 6 Colorful" w:uiPriority="51"/>
+    <w:lsdException w:name="List Table 7 Colorful" w:uiPriority="52"/>
+    <w:lsdException w:name="List Table 1 Light Accent 1" w:uiPriority="46"/>
+    <w:lsdException w:name="List Table 2 Accent 1" w:uiPriority="47"/>
+    <w:lsdException w:name="List Table 3 Accent 1" w:uiPriority="48"/>
+    <w:lsdException w:name="List Table 4 Accent 1" w:uiPriority="49"/>
+    <w:lsdException w:name="List Table 5 Dark Accent 1" w:uiPriority="50"/>
+    <w:lsdException w:name="List Table 6 Colorful Accent 1" w:uiPriority="51"/>
+    <w:lsdException w:name="List Table 7 Colorful Accent 1" w:uiPriority="52"/>
+    <w:lsdException w:name="List Table 1 Light Accent 2" w:uiPriority="46"/>
+    <w:lsdException w:name="List Table 2 Accent 2" w:uiPriority="47"/>
+    <w:lsdException w:name="List Table 3 Accent 2" w:uiPriority="48"/>
+    <w:lsdException w:name="List Table 4 Accent 2" w:uiPriority="49"/>
+    <w:lsdException w:name="List Table 5 Dark Accent 2" w:uiPriority="50"/>
+    <w:lsdException w:name="List Table 6 Colorful Accent 2" w:uiPriority="51"/>
+    <w:lsdException w:name="List Table 7 Colorful Accent 2" w:uiPriority="52"/>
+    <w:lsdException w:name="List Table 1 Light Accent 3" w:uiPriority="46"/>
+    <w:lsdException w:name="List Table 2 Accent 3" w:uiPriority="47"/>
+    <w:lsdException w:name="List Table 3 Accent 3" w:uiPriority="48"/>
+    <w:lsdException w:name="List Table 4 Accent 3" w:uiPriority="49"/>
+    <w:lsdException w:name="List Table 5 Dark Accent 3" w:uiPriority="50"/>
+    <w:lsdException w:name="List Table 6 Colorful Accent 3" w:uiPriority="51"/>
+    <w:lsdException w:name="List Table 7 Colorful Accent 3" w:uiPriority="52"/>
+    <w:lsdException w:name="List Table 1 Light Accent 4" w:uiPriority="46"/>
+    <w:lsdException w:name="List Table 2 Accent 4" w:uiPriority="47"/>
+    <w:lsdException w:name="List Table 3 Accent 4" w:uiPriority="48"/>
+    <w:lsdException w:name="List Table 4 Accent 4" w:uiPriority="49"/>
+    <w:lsdException w:name="List Table 5 Dark Accent 4" w:uiPriority="50"/>
+    <w:lsdException w:name="List Table 6 Colorful Accent 4" w:uiPriority="51"/>
+    <w:lsdException w:name="List Table 7 Colorful Accent 4" w:uiPriority="52"/>
+    <w:lsdException w:name="List Table 1 Light Accent 5" w:uiPriority="46"/>
+    <w:lsdException w:name="List Table 2 Accent 5" w:uiPriority="47"/>
+    <w:lsdException w:name="List Table 3 Accent 5" w:uiPriority="48"/>
+    <w:lsdException w:name="List Table 4 Accent 5" w:uiPriority="49"/>
+    <w:lsdException w:name="List Table 5 Dark Accent 5" w:uiPriority="50"/>
+    <w:lsdException w:name="List Table 6 Colorful Accent 5" w:uiPriority="51"/>
+    <w:lsdException w:name="List Table 7 Colorful Accent 5" w:uiPriority="52"/>
+    <w:lsdException w:name="List Table 1 Light Accent 6" w:uiPriority="46"/>
+    <w:lsdException w:name="List Table 2 Accent 6" w:uiPriority="47"/>
+    <w:lsdException w:name="List Table 3 Accent 6" w:uiPriority="48"/>
+    <w:lsdException w:name="List Table 4 Accent 6" w:uiPriority="49"/>
+    <w:lsdException w:name="List Table 5 Dark Accent 6" w:uiPriority="50"/>
+    <w:lsdException w:name="List Table 6 Colorful Accent 6" w:uiPriority="51"/>
+    <w:lsdException w:name="List Table 7 Colorful Accent 6" w:uiPriority="52"/>
   </w:latentStyles>
   <w:style w:type="paragraph" w:default="1" w:styleId="a">
     <w:name w:val="Normal"/>
@@ -3336,10 +3339,10 @@
     <w:semiHidden/>
     <w:unhideWhenUsed/>
   </w:style>
-  <w:style w:type="paragraph" w:customStyle="1" w:styleId="a3">
-    <w:name w:val="Заголовок"/>
+  <w:style w:type="paragraph" w:customStyle="1" w:styleId="1">
+    <w:name w:val="Заголовок1"/>
     <w:basedOn w:val="a"/>
-    <w:next w:val="a4"/>
+    <w:next w:val="a3"/>
     <w:qFormat/>
     <w:pPr>
       <w:keepNext/>
@@ -3351,18 +3354,18 @@
       <w:szCs w:val="28"/>
     </w:rPr>
   </w:style>
-  <w:style w:type="paragraph" w:styleId="a4">
+  <w:style w:type="paragraph" w:styleId="a3">
     <w:name w:val="Body Text"/>
     <w:basedOn w:val="a"/>
     <w:pPr>
       <w:spacing w:after="140" w:line="276" w:lineRule="auto"/>
     </w:pPr>
   </w:style>
+  <w:style w:type="paragraph" w:styleId="a4">
+    <w:name w:val="List"/>
+    <w:basedOn w:val="a3"/>
+  </w:style>
   <w:style w:type="paragraph" w:styleId="a5">
-    <w:name w:val="List"/>
-    <w:basedOn w:val="a4"/>
-  </w:style>
-  <w:style w:type="paragraph" w:styleId="a6">
     <w:name w:val="caption"/>
     <w:basedOn w:val="a"/>
     <w:qFormat/>
@@ -3375,7 +3378,7 @@
       <w:iCs/>
     </w:rPr>
   </w:style>
-  <w:style w:type="paragraph" w:styleId="a7">
+  <w:style w:type="paragraph" w:styleId="a6">
     <w:name w:val="index heading"/>
     <w:basedOn w:val="a"/>
     <w:qFormat/>
@@ -3383,7 +3386,7 @@
       <w:suppressLineNumbers/>
     </w:pPr>
   </w:style>
-  <w:style w:type="paragraph" w:customStyle="1" w:styleId="a8">
+  <w:style w:type="paragraph" w:customStyle="1" w:styleId="a7">
     <w:name w:val="Содержимое таблицы"/>
     <w:basedOn w:val="a"/>
     <w:qFormat/>
@@ -3392,9 +3395,9 @@
       <w:suppressLineNumbers/>
     </w:pPr>
   </w:style>
-  <w:style w:type="paragraph" w:customStyle="1" w:styleId="a9">
+  <w:style w:type="paragraph" w:customStyle="1" w:styleId="a8">
     <w:name w:val="Заголовок таблицы"/>
-    <w:basedOn w:val="a8"/>
+    <w:basedOn w:val="a7"/>
     <w:qFormat/>
     <w:pPr>
       <w:jc w:val="center"/>
@@ -3403,196 +3406,6 @@
       <w:b/>
       <w:bCs/>
     </w:rPr>
-  </w:style>
-</w:styles>
-</file>
-
-<file path=word/stylesWithEffects.xml><?xml version="1.0" encoding="utf-8"?>
-<w:styles xmlns:wpc="http://schemas.microsoft.com/office/word/2010/wordprocessingCanvas" xmlns:mc="http://schemas.openxmlformats.org/markup-compatibility/2006" xmlns:o="urn:schemas-microsoft-com:office:office" xmlns:r="http://schemas.openxmlformats.org/officeDocument/2006/relationships" xmlns:m="http://schemas.openxmlformats.org/officeDocument/2006/math" xmlns:v="urn:schemas-microsoft-com:vml" xmlns:wp14="http://schemas.microsoft.com/office/word/2010/wordprocessingDrawing" xmlns:wp="http://schemas.openxmlformats.org/drawingml/2006/wordprocessingDrawing" xmlns:w10="urn:schemas-microsoft-com:office:word" xmlns:w="http://schemas.openxmlformats.org/wordprocessingml/2006/main" xmlns:w14="http://schemas.microsoft.com/office/word/2010/wordml" xmlns:wpg="http://schemas.microsoft.com/office/word/2010/wordprocessingGroup" xmlns:wpi="http://schemas.microsoft.com/office/word/2010/wordprocessingInk" xmlns:wne="http://schemas.microsoft.com/office/word/2006/wordml" xmlns:wps="http://schemas.microsoft.com/office/word/2010/wordprocessingShape" mc:Ignorable="w14 wp14">
-  <w:docDefaults>
-    <w:rPrDefault>
-      <w:rPr>
-        <w:rFonts w:asciiTheme="minorHAnsi" w:eastAsiaTheme="minorEastAsia" w:hAnsiTheme="minorHAnsi" w:cstheme="minorBidi"/>
-        <w:sz w:val="22"/>
-        <w:szCs w:val="22"/>
-        <w:lang w:val="ru-RU" w:eastAsia="ru-RU" w:bidi="ar-SA"/>
-      </w:rPr>
-    </w:rPrDefault>
-    <w:pPrDefault>
-      <w:pPr>
-        <w:spacing w:after="200" w:line="276" w:lineRule="auto"/>
-      </w:pPr>
-    </w:pPrDefault>
-  </w:docDefaults>
-  <w:latentStyles w:defLockedState="0" w:defUIPriority="99" w:defSemiHidden="1" w:defUnhideWhenUsed="1" w:defQFormat="0" w:count="267">
-    <w:lsdException w:name="Normal" w:semiHidden="0" w:uiPriority="0" w:unhideWhenUsed="0" w:qFormat="1"/>
-    <w:lsdException w:name="heading 1" w:semiHidden="0" w:uiPriority="9" w:unhideWhenUsed="0" w:qFormat="1"/>
-    <w:lsdException w:name="heading 2" w:uiPriority="9" w:qFormat="1"/>
-    <w:lsdException w:name="heading 3" w:uiPriority="9" w:qFormat="1"/>
-    <w:lsdException w:name="heading 4" w:uiPriority="9" w:qFormat="1"/>
-    <w:lsdException w:name="heading 5" w:uiPriority="9" w:qFormat="1"/>
-    <w:lsdException w:name="heading 6" w:uiPriority="9" w:qFormat="1"/>
-    <w:lsdException w:name="heading 7" w:uiPriority="9" w:qFormat="1"/>
-    <w:lsdException w:name="heading 8" w:uiPriority="9" w:qFormat="1"/>
-    <w:lsdException w:name="heading 9" w:uiPriority="9" w:qFormat="1"/>
-    <w:lsdException w:name="toc 1" w:uiPriority="39"/>
-    <w:lsdException w:name="toc 2" w:uiPriority="39"/>
-    <w:lsdException w:name="toc 3" w:uiPriority="39"/>
-    <w:lsdException w:name="toc 4" w:uiPriority="39"/>
-    <w:lsdException w:name="toc 5" w:uiPriority="39"/>
-    <w:lsdException w:name="toc 6" w:uiPriority="39"/>
-    <w:lsdException w:name="toc 7" w:uiPriority="39"/>
-    <w:lsdException w:name="toc 8" w:uiPriority="39"/>
-    <w:lsdException w:name="toc 9" w:uiPriority="39"/>
-    <w:lsdException w:name="caption" w:uiPriority="35" w:qFormat="1"/>
-    <w:lsdException w:name="Title" w:semiHidden="0" w:uiPriority="10" w:unhideWhenUsed="0" w:qFormat="1"/>
-    <w:lsdException w:name="Default Paragraph Font" w:uiPriority="1"/>
-    <w:lsdException w:name="Subtitle" w:semiHidden="0" w:uiPriority="11" w:unhideWhenUsed="0" w:qFormat="1"/>
-    <w:lsdException w:name="Strong" w:semiHidden="0" w:uiPriority="22" w:unhideWhenUsed="0" w:qFormat="1"/>
-    <w:lsdException w:name="Emphasis" w:semiHidden="0" w:uiPriority="20" w:unhideWhenUsed="0" w:qFormat="1"/>
-    <w:lsdException w:name="Table Grid" w:semiHidden="0" w:uiPriority="59" w:unhideWhenUsed="0"/>
-    <w:lsdException w:name="Placeholder Text" w:unhideWhenUsed="0"/>
-    <w:lsdException w:name="No Spacing" w:semiHidden="0" w:uiPriority="1" w:unhideWhenUsed="0" w:qFormat="1"/>
-    <w:lsdException w:name="Light Shading" w:semiHidden="0" w:uiPriority="60" w:unhideWhenUsed="0"/>
-    <w:lsdException w:name="Light List" w:semiHidden="0" w:uiPriority="61" w:unhideWhenUsed="0"/>
-    <w:lsdException w:name="Light Grid" w:semiHidden="0" w:uiPriority="62" w:unhideWhenUsed="0"/>
-    <w:lsdException w:name="Medium Shading 1" w:semiHidden="0" w:uiPriority="63" w:unhideWhenUsed="0"/>
-    <w:lsdException w:name="Medium Shading 2" w:semiHidden="0" w:uiPriority="64" w:unhideWhenUsed="0"/>
-    <w:lsdException w:name="Medium List 1" w:semiHidden="0" w:uiPriority="65" w:unhideWhenUsed="0"/>
-    <w:lsdException w:name="Medium List 2" w:semiHidden="0" w:uiPriority="66" w:unhideWhenUsed="0"/>
-    <w:lsdException w:name="Medium Grid 1" w:semiHidden="0" w:uiPriority="67" w:unhideWhenUsed="0"/>
-    <w:lsdException w:name="Medium Grid 2" w:semiHidden="0" w:uiPriority="68" w:unhideWhenUsed="0"/>
-    <w:lsdException w:name="Medium Grid 3" w:semiHidden="0" w:uiPriority="69" w:unhideWhenUsed="0"/>
-    <w:lsdException w:name="Dark List" w:semiHidden="0" w:uiPriority="70" w:unhideWhenUsed="0"/>
-    <w:lsdException w:name="Colorful Shading" w:semiHidden="0" w:uiPriority="71" w:unhideWhenUsed="0"/>
-    <w:lsdException w:name="Colorful List" w:semiHidden="0" w:uiPriority="72" w:unhideWhenUsed="0"/>
-    <w:lsdException w:name="Colorful Grid" w:semiHidden="0" w:uiPriority="73" w:unhideWhenUsed="0"/>
-    <w:lsdException w:name="Light Shading Accent 1" w:semiHidden="0" w:uiPriority="60" w:unhideWhenUsed="0"/>
-    <w:lsdException w:name="Light List Accent 1" w:semiHidden="0" w:uiPriority="61" w:unhideWhenUsed="0"/>
-    <w:lsdException w:name="Light Grid Accent 1" w:semiHidden="0" w:uiPriority="62" w:unhideWhenUsed="0"/>
-    <w:lsdException w:name="Medium Shading 1 Accent 1" w:semiHidden="0" w:uiPriority="63" w:unhideWhenUsed="0"/>
-    <w:lsdException w:name="Medium Shading 2 Accent 1" w:semiHidden="0" w:uiPriority="64" w:unhideWhenUsed="0"/>
-    <w:lsdException w:name="Medium List 1 Accent 1" w:semiHidden="0" w:uiPriority="65" w:unhideWhenUsed="0"/>
-    <w:lsdException w:name="Revision" w:unhideWhenUsed="0"/>
-    <w:lsdException w:name="List Paragraph" w:semiHidden="0" w:uiPriority="34" w:unhideWhenUsed="0" w:qFormat="1"/>
-    <w:lsdException w:name="Quote" w:semiHidden="0" w:uiPriority="29" w:unhideWhenUsed="0" w:qFormat="1"/>
-    <w:lsdException w:name="Intense Quote" w:semiHidden="0" w:uiPriority="30" w:unhideWhenUsed="0" w:qFormat="1"/>
-    <w:lsdException w:name="Medium List 2 Accent 1" w:semiHidden="0" w:uiPriority="66" w:unhideWhenUsed="0"/>
-    <w:lsdException w:name="Medium Grid 1 Accent 1" w:semiHidden="0" w:uiPriority="67" w:unhideWhenUsed="0"/>
-    <w:lsdException w:name="Medium Grid 2 Accent 1" w:semiHidden="0" w:uiPriority="68" w:unhideWhenUsed="0"/>
-    <w:lsdException w:name="Medium Grid 3 Accent 1" w:semiHidden="0" w:uiPriority="69" w:unhideWhenUsed="0"/>
-    <w:lsdException w:name="Dark List Accent 1" w:semiHidden="0" w:uiPriority="70" w:unhideWhenUsed="0"/>
-    <w:lsdException w:name="Colorful Shading Accent 1" w:semiHidden="0" w:uiPriority="71" w:unhideWhenUsed="0"/>
-    <w:lsdException w:name="Colorful List Accent 1" w:semiHidden="0" w:uiPriority="72" w:unhideWhenUsed="0"/>
-    <w:lsdException w:name="Colorful Grid Accent 1" w:semiHidden="0" w:uiPriority="73" w:unhideWhenUsed="0"/>
-    <w:lsdException w:name="Light Shading Accent 2" w:semiHidden="0" w:uiPriority="60" w:unhideWhenUsed="0"/>
-    <w:lsdException w:name="Light List Accent 2" w:semiHidden="0" w:uiPriority="61" w:unhideWhenUsed="0"/>
-    <w:lsdException w:name="Light Grid Accent 2" w:semiHidden="0" w:uiPriority="62" w:unhideWhenUsed="0"/>
-    <w:lsdException w:name="Medium Shading 1 Accent 2" w:semiHidden="0" w:uiPriority="63" w:unhideWhenUsed="0"/>
-    <w:lsdException w:name="Medium Shading 2 Accent 2" w:semiHidden="0" w:uiPriority="64" w:unhideWhenUsed="0"/>
-    <w:lsdException w:name="Medium List 1 Accent 2" w:semiHidden="0" w:uiPriority="65" w:unhideWhenUsed="0"/>
-    <w:lsdException w:name="Medium List 2 Accent 2" w:semiHidden="0" w:uiPriority="66" w:unhideWhenUsed="0"/>
-    <w:lsdException w:name="Medium Grid 1 Accent 2" w:semiHidden="0" w:uiPriority="67" w:unhideWhenUsed="0"/>
-    <w:lsdException w:name="Medium Grid 2 Accent 2" w:semiHidden="0" w:uiPriority="68" w:unhideWhenUsed="0"/>
-    <w:lsdException w:name="Medium Grid 3 Accent 2" w:semiHidden="0" w:uiPriority="69" w:unhideWhenUsed="0"/>
-    <w:lsdException w:name="Dark List Accent 2" w:semiHidden="0" w:uiPriority="70" w:unhideWhenUsed="0"/>
-    <w:lsdException w:name="Colorful Shading Accent 2" w:semiHidden="0" w:uiPriority="71" w:unhideWhenUsed="0"/>
-    <w:lsdException w:name="Colorful List Accent 2" w:semiHidden="0" w:uiPriority="72" w:unhideWhenUsed="0"/>
-    <w:lsdException w:name="Colorful Grid Accent 2" w:semiHidden="0" w:uiPriority="73" w:unhideWhenUsed="0"/>
-    <w:lsdException w:name="Light Shading Accent 3" w:semiHidden="0" w:uiPriority="60" w:unhideWhenUsed="0"/>
-    <w:lsdException w:name="Light List Accent 3" w:semiHidden="0" w:uiPriority="61" w:unhideWhenUsed="0"/>
-    <w:lsdException w:name="Light Grid Accent 3" w:semiHidden="0" w:uiPriority="62" w:unhideWhenUsed="0"/>
-    <w:lsdException w:name="Medium Shading 1 Accent 3" w:semiHidden="0" w:uiPriority="63" w:unhideWhenUsed="0"/>
-    <w:lsdException w:name="Medium Shading 2 Accent 3" w:semiHidden="0" w:uiPriority="64" w:unhideWhenUsed="0"/>
-    <w:lsdException w:name="Medium List 1 Accent 3" w:semiHidden="0" w:uiPriority="65" w:unhideWhenUsed="0"/>
-    <w:lsdException w:name="Medium List 2 Accent 3" w:semiHidden="0" w:uiPriority="66" w:unhideWhenUsed="0"/>
-    <w:lsdException w:name="Medium Grid 1 Accent 3" w:semiHidden="0" w:uiPriority="67" w:unhideWhenUsed="0"/>
-    <w:lsdException w:name="Medium Grid 2 Accent 3" w:semiHidden="0" w:uiPriority="68" w:unhideWhenUsed="0"/>
-    <w:lsdException w:name="Medium Grid 3 Accent 3" w:semiHidden="0" w:uiPriority="69" w:unhideWhenUsed="0"/>
-    <w:lsdException w:name="Dark List Accent 3" w:semiHidden="0" w:uiPriority="70" w:unhideWhenUsed="0"/>
-    <w:lsdException w:name="Colorful Shading Accent 3" w:semiHidden="0" w:uiPriority="71" w:unhideWhenUsed="0"/>
-    <w:lsdException w:name="Colorful List Accent 3" w:semiHidden="0" w:uiPriority="72" w:unhideWhenUsed="0"/>
-    <w:lsdException w:name="Colorful Grid Accent 3" w:semiHidden="0" w:uiPriority="73" w:unhideWhenUsed="0"/>
-    <w:lsdException w:name="Light Shading Accent 4" w:semiHidden="0" w:uiPriority="60" w:unhideWhenUsed="0"/>
-    <w:lsdException w:name="Light List Accent 4" w:semiHidden="0" w:uiPriority="61" w:unhideWhenUsed="0"/>
-    <w:lsdException w:name="Light Grid Accent 4" w:semiHidden="0" w:uiPriority="62" w:unhideWhenUsed="0"/>
-    <w:lsdException w:name="Medium Shading 1 Accent 4" w:semiHidden="0" w:uiPriority="63" w:unhideWhenUsed="0"/>
-    <w:lsdException w:name="Medium Shading 2 Accent 4" w:semiHidden="0" w:uiPriority="64" w:unhideWhenUsed="0"/>
-    <w:lsdException w:name="Medium List 1 Accent 4" w:semiHidden="0" w:uiPriority="65" w:unhideWhenUsed="0"/>
-    <w:lsdException w:name="Medium List 2 Accent 4" w:semiHidden="0" w:uiPriority="66" w:unhideWhenUsed="0"/>
-    <w:lsdException w:name="Medium Grid 1 Accent 4" w:semiHidden="0" w:uiPriority="67" w:unhideWhenUsed="0"/>
-    <w:lsdException w:name="Medium Grid 2 Accent 4" w:semiHidden="0" w:uiPriority="68" w:unhideWhenUsed="0"/>
-    <w:lsdException w:name="Medium Grid 3 Accent 4" w:semiHidden="0" w:uiPriority="69" w:unhideWhenUsed="0"/>
-    <w:lsdException w:name="Dark List Accent 4" w:semiHidden="0" w:uiPriority="70" w:unhideWhenUsed="0"/>
-    <w:lsdException w:name="Colorful Shading Accent 4" w:semiHidden="0" w:uiPriority="71" w:unhideWhenUsed="0"/>
-    <w:lsdException w:name="Colorful List Accent 4" w:semiHidden="0" w:uiPriority="72" w:unhideWhenUsed="0"/>
-    <w:lsdException w:name="Colorful Grid Accent 4" w:semiHidden="0" w:uiPriority="73" w:unhideWhenUsed="0"/>
-    <w:lsdException w:name="Light Shading Accent 5" w:semiHidden="0" w:uiPriority="60" w:unhideWhenUsed="0"/>
-    <w:lsdException w:name="Light List Accent 5" w:semiHidden="0" w:uiPriority="61" w:unhideWhenUsed="0"/>
-    <w:lsdException w:name="Light Grid Accent 5" w:semiHidden="0" w:uiPriority="62" w:unhideWhenUsed="0"/>
-    <w:lsdException w:name="Medium Shading 1 Accent 5" w:semiHidden="0" w:uiPriority="63" w:unhideWhenUsed="0"/>
-    <w:lsdException w:name="Medium Shading 2 Accent 5" w:semiHidden="0" w:uiPriority="64" w:unhideWhenUsed="0"/>
-    <w:lsdException w:name="Medium List 1 Accent 5" w:semiHidden="0" w:uiPriority="65" w:unhideWhenUsed="0"/>
-    <w:lsdException w:name="Medium List 2 Accent 5" w:semiHidden="0" w:uiPriority="66" w:unhideWhenUsed="0"/>
-    <w:lsdException w:name="Medium Grid 1 Accent 5" w:semiHidden="0" w:uiPriority="67" w:unhideWhenUsed="0"/>
-    <w:lsdException w:name="Medium Grid 2 Accent 5" w:semiHidden="0" w:uiPriority="68" w:unhideWhenUsed="0"/>
-    <w:lsdException w:name="Medium Grid 3 Accent 5" w:semiHidden="0" w:uiPriority="69" w:unhideWhenUsed="0"/>
-    <w:lsdException w:name="Dark List Accent 5" w:semiHidden="0" w:uiPriority="70" w:unhideWhenUsed="0"/>
-    <w:lsdException w:name="Colorful Shading Accent 5" w:semiHidden="0" w:uiPriority="71" w:unhideWhenUsed="0"/>
-    <w:lsdException w:name="Colorful List Accent 5" w:semiHidden="0" w:uiPriority="72" w:unhideWhenUsed="0"/>
-    <w:lsdException w:name="Colorful Grid Accent 5" w:semiHidden="0" w:uiPriority="73" w:unhideWhenUsed="0"/>
-    <w:lsdException w:name="Light Shading Accent 6" w:semiHidden="0" w:uiPriority="60" w:unhideWhenUsed="0"/>
-    <w:lsdException w:name="Light List Accent 6" w:semiHidden="0" w:uiPriority="61" w:unhideWhenUsed="0"/>
-    <w:lsdException w:name="Light Grid Accent 6" w:semiHidden="0" w:uiPriority="62" w:unhideWhenUsed="0"/>
-    <w:lsdException w:name="Medium Shading 1 Accent 6" w:semiHidden="0" w:uiPriority="63" w:unhideWhenUsed="0"/>
-    <w:lsdException w:name="Medium Shading 2 Accent 6" w:semiHidden="0" w:uiPriority="64" w:unhideWhenUsed="0"/>
-    <w:lsdException w:name="Medium List 1 Accent 6" w:semiHidden="0" w:uiPriority="65" w:unhideWhenUsed="0"/>
-    <w:lsdException w:name="Medium List 2 Accent 6" w:semiHidden="0" w:uiPriority="66" w:unhideWhenUsed="0"/>
-    <w:lsdException w:name="Medium Grid 1 Accent 6" w:semiHidden="0" w:uiPriority="67" w:unhideWhenUsed="0"/>
-    <w:lsdException w:name="Medium Grid 2 Accent 6" w:semiHidden="0" w:uiPriority="68" w:unhideWhenUsed="0"/>
-    <w:lsdException w:name="Medium Grid 3 Accent 6" w:semiHidden="0" w:uiPriority="69" w:unhideWhenUsed="0"/>
-    <w:lsdException w:name="Dark List Accent 6" w:semiHidden="0" w:uiPriority="70" w:unhideWhenUsed="0"/>
-    <w:lsdException w:name="Colorful Shading Accent 6" w:semiHidden="0" w:uiPriority="71" w:unhideWhenUsed="0"/>
-    <w:lsdException w:name="Colorful List Accent 6" w:semiHidden="0" w:uiPriority="72" w:unhideWhenUsed="0"/>
-    <w:lsdException w:name="Colorful Grid Accent 6" w:semiHidden="0" w:uiPriority="73" w:unhideWhenUsed="0"/>
-    <w:lsdException w:name="Subtle Emphasis" w:semiHidden="0" w:uiPriority="19" w:unhideWhenUsed="0" w:qFormat="1"/>
-    <w:lsdException w:name="Intense Emphasis" w:semiHidden="0" w:uiPriority="21" w:unhideWhenUsed="0" w:qFormat="1"/>
-    <w:lsdException w:name="Subtle Reference" w:semiHidden="0" w:uiPriority="31" w:unhideWhenUsed="0" w:qFormat="1"/>
-    <w:lsdException w:name="Intense Reference" w:semiHidden="0" w:uiPriority="32" w:unhideWhenUsed="0" w:qFormat="1"/>
-    <w:lsdException w:name="Book Title" w:semiHidden="0" w:uiPriority="33" w:unhideWhenUsed="0" w:qFormat="1"/>
-    <w:lsdException w:name="Bibliography" w:uiPriority="37"/>
-    <w:lsdException w:name="TOC Heading" w:uiPriority="39" w:qFormat="1"/>
-  </w:latentStyles>
-  <w:style w:type="paragraph" w:default="1" w:styleId="a">
-    <w:name w:val="Normal"/>
-    <w:qFormat/>
-  </w:style>
-  <w:style w:type="character" w:default="1" w:styleId="a0">
-    <w:name w:val="Default Paragraph Font"/>
-    <w:uiPriority w:val="1"/>
-    <w:semiHidden/>
-    <w:unhideWhenUsed/>
-  </w:style>
-  <w:style w:type="table" w:default="1" w:styleId="a1">
-    <w:name w:val="Normal Table"/>
-    <w:uiPriority w:val="99"/>
-    <w:semiHidden/>
-    <w:unhideWhenUsed/>
-    <w:tblPr>
-      <w:tblInd w:w="0" w:type="dxa"/>
-      <w:tblCellMar>
-        <w:top w:w="0" w:type="dxa"/>
-        <w:left w:w="108" w:type="dxa"/>
-        <w:bottom w:w="0" w:type="dxa"/>
-        <w:right w:w="108" w:type="dxa"/>
-      </w:tblCellMar>
-    </w:tblPr>
-  </w:style>
-  <w:style w:type="numbering" w:default="1" w:styleId="a2">
-    <w:name w:val="No List"/>
-    <w:uiPriority w:val="99"/>
-    <w:semiHidden/>
-    <w:unhideWhenUsed/>
   </w:style>
 </w:styles>
 </file>
